--- a/Chapter_3/04_Manuscript/Manuscript_2026-03-17.docx
+++ b/Chapter_3/04_Manuscript/Manuscript_2026-03-17.docx
@@ -197,13 +197,6 @@
     </w:p>
     <w:p>
       <w:pPr>
-        <w:rPr>
-          <w:lang w:val="de-CH"/>
-        </w:rPr>
-      </w:pPr>
-    </w:p>
-    <w:p>
-      <w:pPr>
         <w:spacing w:line="360" w:lineRule="auto"/>
       </w:pPr>
       <w:r>
@@ -270,99 +263,111 @@
       <w:pPr>
         <w:spacing w:line="360" w:lineRule="auto"/>
       </w:pPr>
+      <w:r>
+        <w:rPr>
+          <w:b/>
+          <w:bCs/>
+        </w:rPr>
+        <w:t>Running Title:</w:t>
+      </w:r>
+      <w:r>
+        <w:t xml:space="preserve"> </w:t>
+      </w:r>
+      <w:r>
+        <w:t>Connectivity in Seasonal Landscapes</w:t>
+      </w:r>
     </w:p>
     <w:p>
       <w:pPr>
         <w:spacing w:line="360" w:lineRule="auto"/>
       </w:pPr>
+      <w:r>
+        <w:rPr>
+          <w:b/>
+          <w:bCs/>
+        </w:rPr>
+        <w:t>Keywords:</w:t>
+      </w:r>
+      <w:r>
+        <w:t xml:space="preserve"> </w:t>
+      </w:r>
+      <w:r>
+        <w:t>African wild dog, Connectivity, Dispersal, Dynamism, Individual-based, Lycaon pictus, Okavango Delta, Seasonality</w:t>
+      </w:r>
+      <w:r>
+        <w:t xml:space="preserve">, </w:t>
+      </w:r>
+      <w:r>
+        <w:t xml:space="preserve">Integrated Step-Selection Functions, </w:t>
+      </w:r>
+      <w:r>
+        <w:t>Mechanistic Models</w:t>
+      </w:r>
     </w:p>
     <w:p>
       <w:pPr>
         <w:spacing w:line="360" w:lineRule="auto"/>
       </w:pPr>
+      <w:r>
+        <w:rPr>
+          <w:b/>
+          <w:bCs/>
+        </w:rPr>
+        <w:t>Data Statement:</w:t>
+      </w:r>
+      <w:r>
+        <w:t xml:space="preserve"> </w:t>
+      </w:r>
+      <w:r>
+        <w:t xml:space="preserve">All data supporting this study are publicly available in Dryad at </w:t>
+      </w:r>
+      <w:hyperlink r:id="rId12" w:history="1">
+        <w:r>
+          <w:rPr>
+            <w:rStyle w:val="Hyperlink"/>
+          </w:rPr>
+          <w:t>http://datadryad.org/share/LINK_NOT_FOR_PUBLICATION/BKTg9j_k-nw2Nok_g39ODiLzqeBVT4bJU5kWnwG4mCQ</w:t>
+        </w:r>
+      </w:hyperlink>
+      <w:r>
+        <w:t>.</w:t>
+      </w:r>
+      <w:r>
+        <w:t xml:space="preserve"> </w:t>
+      </w:r>
+      <w:r>
+        <w:t xml:space="preserve">The dataset includes environmental covariates and anonymized movement data (observed and random steps with associated covariates) for African wild dogs. Sensitive information, including individual identifiers and precise GPS coordinates, has been removed to protect </w:t>
+      </w:r>
+      <w:r>
+        <w:t>the species</w:t>
+      </w:r>
+      <w:r>
+        <w:t>.</w:t>
+      </w:r>
+      <w:r>
+        <w:t xml:space="preserve"> </w:t>
+      </w:r>
+      <w:r>
+        <w:t xml:space="preserve">Due to the sensitive nature of species location data, full high-resolution GPS data for dispersing African wild dogs are not publicly available. Access may be granted to qualified researchers upon reasonable request to Dr. David Hofmann (Department of Evolutionary Biology and Environmental Studies, University of Zurich; </w:t>
+      </w:r>
+      <w:hyperlink r:id="rId13" w:history="1">
+        <w:r>
+          <w:rPr>
+            <w:rStyle w:val="Hyperlink"/>
+          </w:rPr>
+          <w:t>david.hofmann2@uzh.ch</w:t>
+        </w:r>
+      </w:hyperlink>
+      <w:r>
+        <w:t>), subject to approval by the University of Zurich and Botswana Predator Conservation.</w:t>
+      </w:r>
     </w:p>
     <w:p>
       <w:pPr>
-        <w:spacing w:line="360" w:lineRule="auto"/>
-      </w:pPr>
-      <w:r>
-        <w:rPr>
-          <w:b/>
-          <w:bCs/>
-        </w:rPr>
-        <w:t>Running Title:</w:t>
-      </w:r>
-      <w:r>
-        <w:t xml:space="preserve"> </w:t>
-      </w:r>
-      <w:r>
-        <w:t>Connectivity in Seasonal Landscapes</w:t>
-      </w:r>
-    </w:p>
-    <w:p>
-      <w:pPr>
-        <w:spacing w:line="360" w:lineRule="auto"/>
-      </w:pPr>
-      <w:r>
-        <w:rPr>
-          <w:b/>
-          <w:bCs/>
-        </w:rPr>
-        <w:t>Keywords:</w:t>
-      </w:r>
-      <w:r>
-        <w:t xml:space="preserve"> </w:t>
-      </w:r>
-      <w:r>
-        <w:t>African wild dog, Connectivity, Dispersal, Dynamism, Individual-based, Lycaon pictus, Okavango Delta, Seasonality</w:t>
-      </w:r>
-      <w:r>
-        <w:t xml:space="preserve">, </w:t>
-      </w:r>
-      <w:r>
-        <w:t xml:space="preserve">Integrated Step-Selection Functions, </w:t>
-      </w:r>
-      <w:r>
-        <w:t>Mechanistic Models</w:t>
-      </w:r>
-    </w:p>
-    <w:p>
-      <w:pPr>
-        <w:spacing w:line="360" w:lineRule="auto"/>
-      </w:pPr>
-      <w:r>
-        <w:rPr>
-          <w:b/>
-          <w:bCs/>
-        </w:rPr>
-        <w:t>Data Statement:</w:t>
-      </w:r>
-      <w:r>
-        <w:t xml:space="preserve"> </w:t>
-      </w:r>
-      <w:r>
-        <w:t xml:space="preserve">All covariate data and analysis code are provided through </w:t>
-      </w:r>
-      <w:proofErr w:type="spellStart"/>
-      <w:r>
-        <w:t>Zenodo</w:t>
-      </w:r>
-      <w:proofErr w:type="spellEnd"/>
-      <w:r>
-        <w:t xml:space="preserve">. Species data supporting this research are sensitive and not available publicly. Detailed GPS data of dispersing African wild dogs are available to qualified researchers from the University of Zurich by contacting Dr. David Hofmann from the Department of </w:t>
-      </w:r>
-      <w:r>
-        <w:t>Evolutionary</w:t>
-      </w:r>
-      <w:r>
-        <w:t xml:space="preserve"> Biology and Environmental Studies at the University of Zurich (david.hofmann2@uzh.ch). Sharing of data is contingent on approval of the request by Botswana Predator Conservation and University of Zurich.</w:t>
-      </w:r>
-    </w:p>
-    <w:p>
-      <w:pPr>
         <w:pStyle w:val="Subtitle"/>
         <w:rPr>
           <w:rStyle w:val="SubtitleChar"/>
+          <w:caps/>
         </w:rPr>
       </w:pPr>
       <w:r>
@@ -2638,7 +2643,21 @@
         <w:rPr>
           <w:rFonts w:ascii="Calibri" w:hAnsi="Calibri" w:cs="Calibri"/>
         </w:rPr>
-        <w:t>(Kassambara, 2024)</w:t>
+        <w:t>(</w:t>
+      </w:r>
+      <w:proofErr w:type="spellStart"/>
+      <w:r>
+        <w:rPr>
+          <w:rFonts w:ascii="Calibri" w:hAnsi="Calibri" w:cs="Calibri"/>
+        </w:rPr>
+        <w:t>Kassambara</w:t>
+      </w:r>
+      <w:proofErr w:type="spellEnd"/>
+      <w:r>
+        <w:rPr>
+          <w:rFonts w:ascii="Calibri" w:hAnsi="Calibri" w:cs="Calibri"/>
+        </w:rPr>
+        <w:t>, 2024)</w:t>
       </w:r>
       <w:r>
         <w:rPr>
@@ -11638,75 +11657,286 @@
       <w:pPr>
         <w:pStyle w:val="Heading1"/>
       </w:pPr>
-      <w:bookmarkStart w:id="29" w:name="_Toc64399"/>
-      <w:bookmarkStart w:id="30" w:name="_Toc197866331"/>
-      <w:r>
-        <w:t>Data Availability</w:t>
+      <w:bookmarkStart w:id="29" w:name="_Toc64400"/>
+      <w:bookmarkStart w:id="30" w:name="_Toc197866332"/>
+      <w:r>
+        <w:t>Acknowledgments &amp; Funding</w:t>
       </w:r>
       <w:bookmarkEnd w:id="29"/>
       <w:bookmarkEnd w:id="30"/>
     </w:p>
     <w:p>
       <w:r>
-        <w:t xml:space="preserve">Access to </w:t>
-      </w:r>
-      <w:r>
-        <w:rPr>
-          <w:rFonts w:ascii="Calibri" w:eastAsia="Calibri" w:hAnsi="Calibri" w:cs="Calibri"/>
-        </w:rPr>
-        <w:t>R</w:t>
-      </w:r>
-      <w:r>
-        <w:t>-scripts to replicate our analyses will be provided through an online repository at the time of publication.</w:t>
+        <w:t>We thank the Ministry of Environment and Tourism and the Department of Wildlife and National Parks of Botswana for</w:t>
+      </w:r>
+      <w:r>
+        <w:t xml:space="preserve"> granting permission to conduct this </w:t>
+      </w:r>
+      <w:r>
+        <w:t>study under research permit EWT 8/36/4 XXXVI (33)</w:t>
+      </w:r>
+      <w:r>
+        <w:t>. D.D.H. was funded by a Swiss National Science Foundation Grant No. 310030</w:t>
+      </w:r>
+      <w:r>
+        <w:t>_</w:t>
+      </w:r>
+      <w:r>
+        <w:t>204478 awarded to G.C.</w:t>
+      </w:r>
+      <w:r>
+        <w:t xml:space="preserve"> </w:t>
+      </w:r>
+      <w:r>
+        <w:t>We also thank B. Abrahms for sharing her data of three dispersing wild dogs and</w:t>
+      </w:r>
+      <w:r>
+        <w:t xml:space="preserve"> the anonymous reviewer for thoughtful and constructive comments that greatly improved the manuscript.</w:t>
+      </w:r>
+    </w:p>
+    <w:p/>
+    <w:p/>
+    <w:p>
+      <w:pPr>
+        <w:spacing w:line="252" w:lineRule="auto"/>
+        <w:rPr>
+          <w:rFonts w:eastAsiaTheme="majorEastAsia" w:cstheme="majorBidi"/>
+          <w:b/>
+          <w:bCs/>
+          <w:caps/>
+          <w:spacing w:val="4"/>
+          <w:sz w:val="28"/>
+          <w:szCs w:val="28"/>
+        </w:rPr>
+      </w:pPr>
+      <w:r>
+        <w:br w:type="page"/>
       </w:r>
     </w:p>
     <w:p>
       <w:pPr>
         <w:pStyle w:val="Heading1"/>
       </w:pPr>
-      <w:bookmarkStart w:id="31" w:name="_Toc64400"/>
-      <w:bookmarkStart w:id="32" w:name="_Toc197866332"/>
-      <w:r>
-        <w:t>Acknowledgments &amp; Funding</w:t>
-      </w:r>
-      <w:bookmarkEnd w:id="31"/>
-      <w:bookmarkEnd w:id="32"/>
+      <w:r>
+        <w:lastRenderedPageBreak/>
+        <w:t>Image Captions</w:t>
+      </w:r>
     </w:p>
     <w:p>
-      <w:r>
-        <w:t>We thank the Ministry of Environment and Tourism and the Department of Wildlife and National Parks of Botswana for</w:t>
-      </w:r>
-      <w:r>
-        <w:t xml:space="preserve"> granting permission to conduct this </w:t>
-      </w:r>
-      <w:r>
-        <w:t>study under research permit EWT 8/36/4 XXXVI (33)</w:t>
-      </w:r>
-      <w:r>
-        <w:t>. D.D.H. was funded by a Swiss National Science Foundation Grant No. 310030</w:t>
-      </w:r>
-      <w:r>
-        <w:t>_</w:t>
-      </w:r>
-      <w:r>
-        <w:t>204478 awarded to G.C.</w:t>
+      <w:pPr>
+        <w:rPr>
+          <w:b/>
+        </w:rPr>
+      </w:pPr>
+      <w:bookmarkStart w:id="31" w:name="_Ref220505236"/>
+      <w:r>
+        <w:t xml:space="preserve">Figure </w:t>
+      </w:r>
+      <w:r>
+        <w:fldChar w:fldCharType="begin"/>
+      </w:r>
+      <w:r>
+        <w:instrText xml:space="preserve"> SEQ Figure \* ARABIC </w:instrText>
+      </w:r>
+      <w:r>
+        <w:fldChar w:fldCharType="separate"/>
+      </w:r>
+      <w:r>
+        <w:rPr>
+          <w:noProof/>
+        </w:rPr>
+        <w:t>1</w:t>
+      </w:r>
+      <w:r>
+        <w:fldChar w:fldCharType="end"/>
+      </w:r>
+      <w:bookmarkEnd w:id="31"/>
+      <w:r>
+        <w:t>:</w:t>
       </w:r>
       <w:r>
         <w:t xml:space="preserve"> </w:t>
       </w:r>
       <w:r>
-        <w:t>We also thank B. Abrahms for sharing her data of three dispersing wild dogs and</w:t>
-      </w:r>
-      <w:r>
-        <w:t xml:space="preserve"> the anonymous reviewer for thoughtful and constructive comments that greatly improved the manuscript.</w:t>
+        <w:t xml:space="preserve">Graphical abstract </w:t>
+      </w:r>
+      <w:r>
+        <w:t xml:space="preserve">illustrating </w:t>
+      </w:r>
+      <w:r>
+        <w:t xml:space="preserve">how seasonal dynamism and model realism </w:t>
+      </w:r>
+      <w:r>
+        <w:t>can enter</w:t>
+      </w:r>
+      <w:r>
+        <w:t xml:space="preserve"> connectivity studies. (a) </w:t>
+      </w:r>
+      <w:r>
+        <w:t>D</w:t>
+      </w:r>
+      <w:r>
+        <w:t xml:space="preserve">ifferent stages at which seasonality can be incorporated in studies of dispersal and landscape connectivity. Stage 1: </w:t>
+      </w:r>
+      <w:r>
+        <w:t>When fitting a model, the environment can be represented</w:t>
+      </w:r>
+      <w:r>
+        <w:t xml:space="preserve"> by a static set of covariate layers, thus ignoring seasonality, or </w:t>
+      </w:r>
+      <w:r>
+        <w:t xml:space="preserve">by </w:t>
+      </w:r>
+      <w:r>
+        <w:t>a dynamic</w:t>
+      </w:r>
+      <w:r>
+        <w:t xml:space="preserve"> stacks</w:t>
+      </w:r>
+      <w:r>
+        <w:t xml:space="preserve"> </w:t>
+      </w:r>
+      <w:r>
+        <w:t xml:space="preserve">of </w:t>
+      </w:r>
+      <w:r>
+        <w:t xml:space="preserve">covariate layers that </w:t>
+      </w:r>
+      <w:r>
+        <w:t xml:space="preserve">capture </w:t>
+      </w:r>
+      <w:r>
+        <w:t xml:space="preserve">how the landscape changes over time. </w:t>
+      </w:r>
+      <w:r>
+        <w:t>Stage 2: Once covariates are extracted, o</w:t>
+      </w:r>
+      <w:r>
+        <w:t>ne also needs to decide whether to parameterize a single-season model, assuming fixed species preferences across the year, or a multi-season model that accounts for seasonal differences</w:t>
+      </w:r>
+      <w:r>
+        <w:t xml:space="preserve"> in the species habitat selection and movement </w:t>
+      </w:r>
+      <w:proofErr w:type="spellStart"/>
+      <w:r>
+        <w:t>behaviour</w:t>
+      </w:r>
+      <w:proofErr w:type="spellEnd"/>
+      <w:r>
+        <w:t xml:space="preserve">. Stage </w:t>
+      </w:r>
+      <w:r>
+        <w:t>3</w:t>
+      </w:r>
+      <w:r>
+        <w:t xml:space="preserve">: </w:t>
+      </w:r>
+      <w:r>
+        <w:t>When predicting connectivity from a fitted model</w:t>
+      </w:r>
+      <w:r>
+        <w:t xml:space="preserve">, one can </w:t>
+      </w:r>
+      <w:r>
+        <w:t xml:space="preserve">use </w:t>
+      </w:r>
+      <w:r>
+        <w:t xml:space="preserve">a static set of environmental covariates or </w:t>
+      </w:r>
+      <w:r>
+        <w:t>employ seasonally update covariates</w:t>
+      </w:r>
+      <w:r>
+        <w:t>. Via combination, this</w:t>
+      </w:r>
+      <w:r>
+        <w:t xml:space="preserve"> results in s</w:t>
+      </w:r>
+      <w:r>
+        <w:t xml:space="preserve">ix different </w:t>
+      </w:r>
+      <w:r>
+        <w:t xml:space="preserve">configurations </w:t>
+      </w:r>
+      <w:r>
+        <w:t xml:space="preserve">that differ in terms of the degree of seasonality they encapsulate </w:t>
+      </w:r>
+      <w:r>
+        <w:t>(see colored codes)</w:t>
+      </w:r>
+      <w:r>
+        <w:t xml:space="preserve">. (b) We </w:t>
+      </w:r>
+      <w:r>
+        <w:t>furthermore</w:t>
+      </w:r>
+      <w:r>
+        <w:t xml:space="preserve"> examined the importance of moving from simplistic models (akin to those used in resistance-based connectivity models) to realistic models (akin to those used with individual-based simulations)</w:t>
+      </w:r>
+      <w:r>
+        <w:t>, where simplistic models are limited to capturing an animal’s habitat selection, whereas realistic models also account for the animal’s movement kernel and potential interactions</w:t>
+      </w:r>
+      <w:r>
+        <w:t>. (c) Our hypothes</w:t>
+      </w:r>
+      <w:r>
+        <w:t>e</w:t>
+      </w:r>
+      <w:r>
+        <w:t>s</w:t>
+      </w:r>
+      <w:r>
+        <w:t xml:space="preserve"> were that increasing the degree of seasonal dynamism would positively affect predictive efficacy, and that a realistic model would outperform a simplistic one.</w:t>
+      </w:r>
+      <w:r>
+        <w:t xml:space="preserve"> Dots are showing hypothetical predictive efficac</w:t>
+      </w:r>
+      <w:r>
+        <w:t xml:space="preserve">y values </w:t>
+      </w:r>
+      <w:r>
+        <w:t>and associated standard deviation for replicated simulations.</w:t>
+      </w:r>
+      <w:r>
+        <w:t xml:space="preserve"> This is a stylized figure and the hypothesized relationship may differ for other study systems.</w:t>
       </w:r>
     </w:p>
     <w:p>
-      <w:pPr>
-        <w:pStyle w:val="Heading1"/>
-      </w:pPr>
-      <w:r>
-        <w:t>Image Captions</w:t>
+      <w:bookmarkStart w:id="32" w:name="_Ref220505325"/>
+      <w:r>
+        <w:t xml:space="preserve">Figure </w:t>
+      </w:r>
+      <w:r>
+        <w:fldChar w:fldCharType="begin"/>
+      </w:r>
+      <w:r>
+        <w:instrText xml:space="preserve"> SEQ Figure \* ARABIC </w:instrText>
+      </w:r>
+      <w:r>
+        <w:fldChar w:fldCharType="separate"/>
+      </w:r>
+      <w:r>
+        <w:rPr>
+          <w:noProof/>
+        </w:rPr>
+        <w:t>2</w:t>
+      </w:r>
+      <w:r>
+        <w:fldChar w:fldCharType="end"/>
+      </w:r>
+      <w:bookmarkEnd w:id="32"/>
+      <w:r>
+        <w:t>:</w:t>
+      </w:r>
+      <w:r>
+        <w:t xml:space="preserve"> </w:t>
+      </w:r>
+      <w:r>
+        <w:t xml:space="preserve">(a) Study area within which GPS data on dispersing African wild dogs were collected. Dispersal trajectories are displayed in dark gray. The study area encompassed parts of the Okavango Delta in northern Botswana, a highly dynamic, flood-pulse-driven ecosystem. The entire study area undergoes substantial seasonal changes, as can be seen from two satellite images taken during peak dry season </w:t>
+      </w:r>
+      <w:r>
+        <w:lastRenderedPageBreak/>
+        <w:t>(b1) and peak rainy season (b2). Notably, the flood of the Okavango Delta reaches its maximum extent during peak dry season between August and September. Source areas from which dispersers were simulated are highlighted in orange. Satellite images in panels b1 and b2 are from the MODIS Terra sensor and were provided through NASA Worldview Snapshots. Sun and cloud icons are original artwork created by the authors in Inkscape.</w:t>
       </w:r>
     </w:p>
     <w:p>
@@ -11715,7 +11945,7 @@
           <w:b/>
         </w:rPr>
       </w:pPr>
-      <w:bookmarkStart w:id="33" w:name="_Ref220505236"/>
+      <w:bookmarkStart w:id="33" w:name="_Ref220505336"/>
       <w:r>
         <w:t xml:space="preserve">Figure </w:t>
       </w:r>
@@ -11732,168 +11962,52 @@
         <w:rPr>
           <w:noProof/>
         </w:rPr>
-        <w:t>1</w:t>
+        <w:t>3</w:t>
       </w:r>
       <w:r>
         <w:fldChar w:fldCharType="end"/>
       </w:r>
       <w:bookmarkEnd w:id="33"/>
       <w:r>
-        <w:t>:</w:t>
-      </w:r>
-      <w:r>
-        <w:t xml:space="preserve"> </w:t>
-      </w:r>
-      <w:r>
-        <w:t xml:space="preserve">Graphical abstract </w:t>
-      </w:r>
-      <w:r>
-        <w:t xml:space="preserve">illustrating </w:t>
-      </w:r>
-      <w:r>
-        <w:t xml:space="preserve">how seasonal dynamism and model realism </w:t>
-      </w:r>
-      <w:r>
-        <w:t>can enter</w:t>
-      </w:r>
-      <w:r>
-        <w:t xml:space="preserve"> connectivity studies. (a) </w:t>
-      </w:r>
-      <w:r>
-        <w:t>D</w:t>
-      </w:r>
-      <w:r>
-        <w:t xml:space="preserve">ifferent stages at which seasonality can be incorporated in studies of dispersal and landscape connectivity. Stage 1: </w:t>
-      </w:r>
-      <w:r>
-        <w:t>When fitting a model, the environment can be represented</w:t>
-      </w:r>
-      <w:r>
-        <w:t xml:space="preserve"> by a static set of covariate layers, thus ignoring seasonality, or </w:t>
-      </w:r>
-      <w:r>
-        <w:t xml:space="preserve">by </w:t>
-      </w:r>
-      <w:r>
-        <w:t>a dynamic</w:t>
-      </w:r>
-      <w:r>
-        <w:t xml:space="preserve"> stacks</w:t>
-      </w:r>
-      <w:r>
-        <w:t xml:space="preserve"> </w:t>
-      </w:r>
-      <w:r>
-        <w:t xml:space="preserve">of </w:t>
-      </w:r>
-      <w:r>
-        <w:t xml:space="preserve">covariate layers that </w:t>
-      </w:r>
-      <w:r>
-        <w:t xml:space="preserve">capture </w:t>
-      </w:r>
-      <w:r>
-        <w:t xml:space="preserve">how the landscape changes over time. </w:t>
-      </w:r>
-      <w:r>
-        <w:t>Stage 2: Once covariates are extracted, o</w:t>
-      </w:r>
-      <w:r>
-        <w:t xml:space="preserve">ne also needs to decide whether to parameterize a single-season model, assuming fixed </w:t>
-      </w:r>
-      <w:r>
-        <w:lastRenderedPageBreak/>
-        <w:t>species preferences across the year, or a multi-season model that accounts for seasonal differences</w:t>
-      </w:r>
-      <w:r>
-        <w:t xml:space="preserve"> in the species habitat selection and movement </w:t>
+        <w:t xml:space="preserve">: </w:t>
+      </w:r>
+      <w:r>
+        <w:t>Schematic illustration of the dispersal simulation framework with dynamic covariates. As the simulation progresses</w:t>
+      </w:r>
+      <w:r>
+        <w:t xml:space="preserve"> and the simulated individual progresses through seasons</w:t>
+      </w:r>
+      <w:r>
+        <w:t xml:space="preserve">, the underlying spatial covariates (represented by the stacked layers) are updated through time. Update frequency varies among covariates, ranging from a few hours (e.g., temperature) to multiple months (e.g., shrub cover). Each gray block represents a single covariate layer and the time period for which it is active. At each step, a redistribution kernel is constructed from the animal’s current location, representing a set of potential movement steps and their predicted selection probabilities. Redistribution kernels are generated by proposing 25 random steps and applying the parameterized </w:t>
+      </w:r>
+      <w:r>
+        <w:t xml:space="preserve">integrated </w:t>
+      </w:r>
+      <w:r>
+        <w:t xml:space="preserve">step-selection </w:t>
+      </w:r>
+      <w:r>
+        <w:t>(</w:t>
       </w:r>
       <w:proofErr w:type="spellStart"/>
       <w:r>
-        <w:t>behaviour</w:t>
+        <w:t>iSSF</w:t>
       </w:r>
       <w:proofErr w:type="spellEnd"/>
       <w:r>
-        <w:t xml:space="preserve">. Stage </w:t>
-      </w:r>
-      <w:r>
-        <w:t>3</w:t>
-      </w:r>
-      <w:r>
-        <w:t xml:space="preserve">: </w:t>
-      </w:r>
-      <w:r>
-        <w:t>When predicting connectivity from a fitted model</w:t>
-      </w:r>
-      <w:r>
-        <w:t xml:space="preserve">, one can </w:t>
-      </w:r>
-      <w:r>
-        <w:t xml:space="preserve">use </w:t>
-      </w:r>
-      <w:r>
-        <w:t xml:space="preserve">a static set of environmental covariates or </w:t>
-      </w:r>
-      <w:r>
-        <w:t>employ seasonally update covariates</w:t>
-      </w:r>
-      <w:r>
-        <w:t>. Via combination, this</w:t>
-      </w:r>
-      <w:r>
-        <w:t xml:space="preserve"> results in s</w:t>
-      </w:r>
-      <w:r>
-        <w:t xml:space="preserve">ix different </w:t>
-      </w:r>
-      <w:r>
-        <w:t xml:space="preserve">configurations </w:t>
-      </w:r>
-      <w:r>
-        <w:t xml:space="preserve">that differ in terms of the degree of seasonality they encapsulate </w:t>
-      </w:r>
-      <w:r>
-        <w:t>(see colored codes)</w:t>
-      </w:r>
-      <w:r>
-        <w:t xml:space="preserve">. (b) We </w:t>
-      </w:r>
-      <w:r>
-        <w:t>furthermore</w:t>
-      </w:r>
-      <w:r>
-        <w:t xml:space="preserve"> examined the importance of moving from simplistic models (akin to those used in resistance-based connectivity models) to realistic models (akin to those used with individual-based simulations)</w:t>
-      </w:r>
-      <w:r>
-        <w:t>, where simplistic models are limited to capturing an animal’s habitat selection, whereas realistic models also account for the animal’s movement kernel and potential interactions</w:t>
-      </w:r>
-      <w:r>
-        <w:t>. (c) Our hypothes</w:t>
-      </w:r>
-      <w:r>
-        <w:t>e</w:t>
-      </w:r>
-      <w:r>
-        <w:t>s</w:t>
-      </w:r>
-      <w:r>
-        <w:t xml:space="preserve"> were that increasing the degree of seasonal dynamism would positively affect predictive efficacy, and that a realistic model would outperform a simplistic one.</w:t>
-      </w:r>
-      <w:r>
-        <w:t xml:space="preserve"> Dots are showing hypothetical predictive efficac</w:t>
-      </w:r>
-      <w:r>
-        <w:t xml:space="preserve">y values </w:t>
-      </w:r>
-      <w:r>
-        <w:t>and associated standard deviation for replicated simulations.</w:t>
-      </w:r>
-      <w:r>
-        <w:t xml:space="preserve"> This is a stylized figure and the hypothesized relationship may differ for other study systems.</w:t>
+        <w:t xml:space="preserve">) </w:t>
+      </w:r>
+      <w:r>
+        <w:t>model to estimate the relative probability of each step being chosen. One location is then probabilistically sampled from this kernel, and the animal’s position and time are updated accordingly. This procedure is repeated until 2,000 steps (approximately 400 dispersal days) are simulated. The figure illustrates how covariates with different temporal resolutions are dynamically assembled to represent environmental conditions at each simulated point in time. All icons and silhouettes are original artwork created by the authors using Inkscape and Microsoft PowerPoint.</w:t>
       </w:r>
     </w:p>
     <w:p>
-      <w:bookmarkStart w:id="34" w:name="_Ref220505325"/>
+      <w:pPr>
+        <w:rPr>
+          <w:b/>
+        </w:rPr>
+      </w:pPr>
+      <w:bookmarkStart w:id="34" w:name="_Ref220505820"/>
       <w:r>
         <w:t xml:space="preserve">Figure </w:t>
       </w:r>
@@ -11910,29 +12024,40 @@
         <w:rPr>
           <w:noProof/>
         </w:rPr>
-        <w:t>2</w:t>
+        <w:t>4</w:t>
       </w:r>
       <w:r>
         <w:fldChar w:fldCharType="end"/>
       </w:r>
       <w:bookmarkEnd w:id="34"/>
       <w:r>
-        <w:t>:</w:t>
-      </w:r>
-      <w:r>
-        <w:t xml:space="preserve"> </w:t>
-      </w:r>
-      <w:r>
-        <w:t>(a) Study area within which GPS data on dispersing African wild dogs were collected. Dispersal trajectories are displayed in dark gray. The study area encompassed parts of the Okavango Delta in northern Botswana, a highly dynamic, flood-pulse-driven ecosystem. The entire study area undergoes substantial seasonal changes, as can be seen from two satellite images taken during peak dry season (b1) and peak rainy season (b2). Notably, the flood of the Okavango Delta reaches its maximum extent during peak dry season between August and September. Source areas from which dispersers were simulated are highlighted in orange. Satellite images in panels b1 and b2 are from the MODIS Terra sensor and were provided through NASA Worldview Snapshots. Sun and cloud icons are original artwork created by the authors in Inkscape.</w:t>
+        <w:t xml:space="preserve">: </w:t>
+      </w:r>
+      <w:r>
+        <w:t xml:space="preserve">β−estimates from the integrated step-selection models, grouped by movement kernel, habitat-selection function, and their interaction. We either fit models using a simplistic model (without interactions) or a realistic model that comprised several interaction terms that rendered how movement behavior depended on environmental conditions. Furthermore, we distinguished between models fit using static and dynamic covariates. However, only the underlined covariates differed </w:t>
+      </w:r>
+      <w:r>
+        <w:lastRenderedPageBreak/>
+        <w:t>between the static and dynamic configurations, as covariates were either represented by a single layer (static), or a stack of layers (dynamic). Furthermore, data were either pooled across seasons (yellow bars) or split into dry (green bars) and wet (blue bars) season. Results are shown for replicates that used 25 random steps, as all associated models converged. The number of random steps did not appear to influence model estimates (Figure S</w:t>
+      </w:r>
+      <w:r>
+        <w:t>12</w:t>
+      </w:r>
+      <w:r>
+        <w:t xml:space="preserve">). The horizontal ticks indicate the point estimates, and the vertical segments represent the 90%, 95%, and 99% confidence-intervals of the respective </w:t>
+      </w:r>
+      <w:r>
+        <w:rPr>
+          <w:rFonts w:ascii="Cambria Math" w:hAnsi="Cambria Math" w:cs="Cambria Math"/>
+        </w:rPr>
+        <w:t>𝛽</w:t>
+      </w:r>
+      <w:r>
+        <w:t>-coefficients.</w:t>
       </w:r>
     </w:p>
     <w:p>
-      <w:pPr>
-        <w:rPr>
-          <w:b/>
-        </w:rPr>
-      </w:pPr>
-      <w:bookmarkStart w:id="35" w:name="_Ref220505336"/>
+      <w:bookmarkStart w:id="35" w:name="_Ref220505917"/>
       <w:r>
         <w:t xml:space="preserve">Figure </w:t>
       </w:r>
@@ -11949,56 +12074,24 @@
         <w:rPr>
           <w:noProof/>
         </w:rPr>
-        <w:t>3</w:t>
+        <w:t>5</w:t>
       </w:r>
       <w:r>
         <w:fldChar w:fldCharType="end"/>
       </w:r>
       <w:bookmarkEnd w:id="35"/>
       <w:r>
-        <w:t xml:space="preserve">: </w:t>
-      </w:r>
-      <w:r>
-        <w:t>Schematic illustration of the dispersal simulation framework with dynamic covariates. As the simulation progresses</w:t>
-      </w:r>
-      <w:r>
-        <w:t xml:space="preserve"> and the simulated individual progresses through seasons</w:t>
-      </w:r>
-      <w:r>
-        <w:t xml:space="preserve">, the underlying spatial </w:t>
-      </w:r>
-      <w:r>
-        <w:lastRenderedPageBreak/>
-        <w:t xml:space="preserve">covariates (represented by the stacked layers) are updated through time. Update frequency varies among covariates, ranging from a few hours (e.g., temperature) to multiple months (e.g., shrub cover). Each gray block represents a single covariate layer and the time period for which it is active. At each step, a redistribution kernel is constructed from the animal’s current location, representing a set of potential movement steps and their predicted selection probabilities. Redistribution kernels are generated by proposing 25 random steps and applying the parameterized </w:t>
-      </w:r>
-      <w:r>
-        <w:t xml:space="preserve">integrated </w:t>
-      </w:r>
-      <w:r>
-        <w:t xml:space="preserve">step-selection </w:t>
-      </w:r>
-      <w:r>
-        <w:t>(</w:t>
-      </w:r>
-      <w:proofErr w:type="spellStart"/>
-      <w:r>
-        <w:t>iSSF</w:t>
-      </w:r>
-      <w:proofErr w:type="spellEnd"/>
-      <w:r>
-        <w:t xml:space="preserve">) </w:t>
-      </w:r>
-      <w:r>
-        <w:t>model to estimate the relative probability of each step being chosen. One location is then probabilistically sampled from this kernel, and the animal’s position and time are updated accordingly. This procedure is repeated until 2,000 steps (approximately 400 dispersal days) are simulated. The figure illustrates how covariates with different temporal resolutions are dynamically assembled to represent environmental conditions at each simulated point in time. All icons and silhouettes are original artwork created by the authors using Inkscape and Microsoft PowerPoint.</w:t>
+        <w:t>:</w:t>
+      </w:r>
+      <w:r>
+        <w:t xml:space="preserve"> </w:t>
+      </w:r>
+      <w:r>
+        <w:t>(a) Boxplots of Spearman’s rank correlation across different configurations of dynamism that range from entirely static (SSS) to fully dynamic (DMD). The more negative Spearman’s rank correlation, the better is the predictive performance under the respective configuration. Correlations were computed for 100 replicates. Note that the y-axis is inverted to match our expectation of increasing performance as dynamism increases. The boxplots in light gray represent Spearman’s rank correlation coefficients under a null model and serve for comparison. (b) Difference in Spearman’s rank correlation when moving from one configuration to another. Values &lt; 0 (blue) indicate an increase in predictive performance, whereas values &gt; 0 (orange) indicate a decrease in predictive performance.</w:t>
       </w:r>
     </w:p>
     <w:p>
-      <w:pPr>
-        <w:rPr>
-          <w:b/>
-        </w:rPr>
-      </w:pPr>
-      <w:bookmarkStart w:id="36" w:name="_Ref220505820"/>
+      <w:bookmarkStart w:id="36" w:name="_Ref220505943"/>
       <w:r>
         <w:t xml:space="preserve">Figure </w:t>
       </w:r>
@@ -12015,7 +12108,7 @@
         <w:rPr>
           <w:noProof/>
         </w:rPr>
-        <w:t>4</w:t>
+        <w:t>6</w:t>
       </w:r>
       <w:r>
         <w:fldChar w:fldCharType="end"/>
@@ -12025,144 +12118,138 @@
         <w:t xml:space="preserve">: </w:t>
       </w:r>
       <w:r>
-        <w:t>β−estimates from the integrated step-selection models, grouped by movement kernel, habitat-selection function, and their interaction. We either fit models using a simplistic model (without interactions) or a realistic model that comprised several interaction terms that rendered how movement behavior depended on environmental conditions. Furthermore, we distinguished between models fit using static and dynamic covariates. However, only the underlined covariates differed between the static and dynamic configurations, as covariates were either represented by a single layer (static), or a stack of layers (dynamic). Furthermore, data were either pooled across seasons (yellow bars) or split into dry (green bars) and wet (blue bars) season. Results are shown for replicates that used 25 random steps, as all associated models converged. The number of random steps did not appear to influence model estimates (Figure S</w:t>
-      </w:r>
-      <w:r>
-        <w:t>12</w:t>
-      </w:r>
-      <w:r>
-        <w:t xml:space="preserve">). The horizontal ticks indicate the point estimates, and the vertical segments represent the 90%, 95%, and 99% confidence-intervals of the respective </w:t>
-      </w:r>
-      <w:r>
-        <w:rPr>
-          <w:rFonts w:ascii="Cambria Math" w:hAnsi="Cambria Math" w:cs="Cambria Math"/>
-        </w:rPr>
-        <w:t>𝛽</w:t>
-      </w:r>
-      <w:r>
-        <w:t>-coefficients.</w:t>
+        <w:t xml:space="preserve">(a-d) Heatmaps </w:t>
+      </w:r>
+      <w:r>
+        <w:t xml:space="preserve">of the dispersal simulations </w:t>
+      </w:r>
+      <w:r>
+        <w:t>generated under the most static (SSS) and most dynamic (DMD) configurations, using both a simplistic and a realistic mode</w:t>
+      </w:r>
+      <w:r>
+        <w:t xml:space="preserve">l, </w:t>
+      </w:r>
+      <w:r>
+        <w:t xml:space="preserve">as well as </w:t>
+      </w:r>
+      <w:r>
+        <w:t xml:space="preserve">pixel-wise </w:t>
+      </w:r>
+      <w:r>
+        <w:t xml:space="preserve">difference maps </w:t>
+      </w:r>
+      <w:r>
+        <w:t>highlighting</w:t>
+      </w:r>
+      <w:r>
+        <w:t xml:space="preserve"> discrepancies</w:t>
+      </w:r>
+      <w:r>
+        <w:t xml:space="preserve"> in the number of simulated dispersers traversing a certain region</w:t>
+      </w:r>
+      <w:r>
+        <w:t xml:space="preserve"> between these modeling approaches.</w:t>
+      </w:r>
+      <w:r>
+        <w:t xml:space="preserve"> Originating from each of the three areas highlighted in the maps, 1,000 dispersers were simulated, moving for a total duration of 2,000 steps (~400 dispersal days).</w:t>
+      </w:r>
+      <w:r>
+        <w:t xml:space="preserve"> In the most static configuration (SSS), seasonality was ignored across all stages of the connectivity modeling pipeline, from extracting covariates for model fitting (stage 1), in the model itself (stage 2), and when predicting from the model (stage 3). In the most dynamic configuration (DMD), on the other hand, seasonality was incorporated across all those three stages. Furthermore, in the </w:t>
+      </w:r>
+      <w:r>
+        <w:lastRenderedPageBreak/>
+        <w:t xml:space="preserve">simplistic model, only the species’ habitat selection was considered, whereas in the realistic model also the species’ movement kernel, and potential interactions between habitat selection and movement </w:t>
+      </w:r>
+      <w:proofErr w:type="spellStart"/>
+      <w:r>
+        <w:t>behaviour</w:t>
+      </w:r>
+      <w:proofErr w:type="spellEnd"/>
+      <w:r>
+        <w:t xml:space="preserve"> were included.</w:t>
+      </w:r>
+      <w:r>
+        <w:br w:type="page"/>
       </w:r>
     </w:p>
     <w:p>
-      <w:bookmarkStart w:id="37" w:name="_Ref220505917"/>
+      <w:pPr>
+        <w:pStyle w:val="Heading1"/>
+      </w:pPr>
       <w:r>
         <w:lastRenderedPageBreak/>
-        <w:t xml:space="preserve">Figure </w:t>
-      </w:r>
-      <w:r>
-        <w:fldChar w:fldCharType="begin"/>
-      </w:r>
-      <w:r>
-        <w:instrText xml:space="preserve"> SEQ Figure \* ARABIC </w:instrText>
-      </w:r>
-      <w:r>
-        <w:fldChar w:fldCharType="separate"/>
-      </w:r>
-      <w:r>
-        <w:rPr>
-          <w:noProof/>
-        </w:rPr>
-        <w:t>5</w:t>
-      </w:r>
-      <w:r>
-        <w:fldChar w:fldCharType="end"/>
-      </w:r>
-      <w:bookmarkEnd w:id="37"/>
-      <w:r>
-        <w:t>:</w:t>
-      </w:r>
-      <w:r>
-        <w:t xml:space="preserve"> </w:t>
-      </w:r>
-      <w:r>
-        <w:t>(a) Boxplots of Spearman’s rank correlation across different configurations of dynamism that range from entirely static (SSS) to fully dynamic (DMD). The more negative Spearman’s rank correlation, the better is the predictive performance under the respective configuration. Correlations were computed for 100 replicates. Note that the y-axis is inverted to match our expectation of increasing performance as dynamism increases. The boxplots in light gray represent Spearman’s rank correlation coefficients under a null model and serve for comparison. (b) Difference in Spearman’s rank correlation when moving from one configuration to another. Values &lt; 0 (blue) indicate an increase in predictive performance, whereas values &gt; 0 (orange) indicate a decrease in predictive performance.</w:t>
+        <w:t>Bibliography</w:t>
       </w:r>
     </w:p>
     <w:p>
-      <w:bookmarkStart w:id="38" w:name="_Ref220505943"/>
-      <w:r>
-        <w:t xml:space="preserve">Figure </w:t>
-      </w:r>
+      <w:pPr>
+        <w:pStyle w:val="Bibliography"/>
+      </w:pPr>
       <w:r>
         <w:fldChar w:fldCharType="begin"/>
       </w:r>
       <w:r>
-        <w:instrText xml:space="preserve"> SEQ Figure \* ARABIC </w:instrText>
+        <w:instrText xml:space="preserve"> ADDIN ZOTERO_BIBL {"uncited":[],"omitted":[],"custom":[]} CSL_BIBLIOGRAPHY </w:instrText>
       </w:r>
       <w:r>
         <w:fldChar w:fldCharType="separate"/>
       </w:r>
       <w:r>
-        <w:rPr>
-          <w:noProof/>
-        </w:rPr>
-        <w:t>6</w:t>
-      </w:r>
-      <w:r>
-        <w:fldChar w:fldCharType="end"/>
-      </w:r>
-      <w:bookmarkEnd w:id="38"/>
-      <w:r>
-        <w:t xml:space="preserve">: </w:t>
-      </w:r>
-      <w:r>
-        <w:t xml:space="preserve">(a-d) Heatmaps </w:t>
-      </w:r>
-      <w:r>
-        <w:t xml:space="preserve">of the dispersal simulations </w:t>
-      </w:r>
-      <w:r>
-        <w:t>generated under the most static (SSS) and most dynamic (DMD) configurations, using both a simplistic and a realistic mode</w:t>
-      </w:r>
-      <w:r>
-        <w:t xml:space="preserve">l, </w:t>
-      </w:r>
-      <w:r>
-        <w:t xml:space="preserve">as well as </w:t>
-      </w:r>
-      <w:r>
-        <w:t xml:space="preserve">pixel-wise </w:t>
-      </w:r>
-      <w:r>
-        <w:t xml:space="preserve">difference maps </w:t>
-      </w:r>
-      <w:r>
-        <w:t>highlighting</w:t>
-      </w:r>
-      <w:r>
-        <w:t xml:space="preserve"> discrepancies</w:t>
-      </w:r>
-      <w:r>
-        <w:t xml:space="preserve"> in the number of simulated dispersers traversing a certain region</w:t>
-      </w:r>
-      <w:r>
-        <w:t xml:space="preserve"> between these modeling approaches.</w:t>
-      </w:r>
-      <w:r>
-        <w:t xml:space="preserve"> Originating from each of the three areas highlighted in the maps, 1,000 dispersers were simulated, moving for a total duration of 2,000 steps (~400 dispersal days).</w:t>
-      </w:r>
-      <w:r>
-        <w:t xml:space="preserve"> In the most static configuration (SSS), seasonality was ignored across all stages of the connectivity modeling pipeline, from extracting covariates for model fitting (stage 1), in the model itself (stage 2), and when predicting from the model (stage 3). In the most dynamic configuration (DMD), on the other hand, seasonality was incorporated across all those three stages. Furthermore, in the simplistic model, only the species’ habitat selection was considered, whereas in the realistic model also the species’ movement kernel, and potential interactions between habitat selection and movement </w:t>
-      </w:r>
-      <w:proofErr w:type="spellStart"/>
-      <w:r>
-        <w:t>behaviour</w:t>
-      </w:r>
-      <w:proofErr w:type="spellEnd"/>
-      <w:r>
-        <w:t xml:space="preserve"> were included.</w:t>
-      </w:r>
-      <w:r>
-        <w:br w:type="page"/>
+        <w:t xml:space="preserve">Abrahms, B., Sawyer, S. C., Jordan, N. R., McNutt, J. W., Wilson, A. M., &amp; Brashares, J. S. (2017). Does Wildlife Resource Selection Accurately Inform Corridor Conservation? </w:t>
+      </w:r>
+      <w:r>
+        <w:rPr>
+          <w:i/>
+          <w:iCs/>
+        </w:rPr>
+        <w:t>Journal of Applied Ecology</w:t>
+      </w:r>
+      <w:r>
+        <w:t xml:space="preserve">, </w:t>
+      </w:r>
+      <w:r>
+        <w:rPr>
+          <w:i/>
+          <w:iCs/>
+        </w:rPr>
+        <w:t>54</w:t>
+      </w:r>
+      <w:r>
+        <w:t>(2), 412–422. https://doi.org/10.1111/1365-2664.12714</w:t>
       </w:r>
     </w:p>
     <w:p>
       <w:pPr>
-        <w:pStyle w:val="Heading1"/>
-      </w:pPr>
-      <w:r>
-        <w:lastRenderedPageBreak/>
-        <w:t>Bibliography</w:t>
+        <w:pStyle w:val="Bibliography"/>
+      </w:pPr>
+      <w:r>
+        <w:rPr>
+          <w:lang w:val="de-CH"/>
+        </w:rPr>
+        <w:t xml:space="preserve">Allen, C. H., Parrott, L., &amp; Kyle, C. (2016). </w:t>
+      </w:r>
+      <w:r>
+        <w:t xml:space="preserve">An Individual-Based Modelling Approach to Estimate Landscape Connectivity for Bighorn Sheep (Ovis canadensis). </w:t>
+      </w:r>
+      <w:r>
+        <w:rPr>
+          <w:i/>
+          <w:iCs/>
+        </w:rPr>
+        <w:t>PeerJ</w:t>
+      </w:r>
+      <w:r>
+        <w:t xml:space="preserve">, </w:t>
+      </w:r>
+      <w:r>
+        <w:rPr>
+          <w:i/>
+          <w:iCs/>
+        </w:rPr>
+        <w:t>4</w:t>
+      </w:r>
+      <w:r>
+        <w:t>, e2001. https://doi.org/10.7717/peerj.2001</w:t>
       </w:r>
     </w:p>
     <w:p>
@@ -12170,23 +12257,14 @@
         <w:pStyle w:val="Bibliography"/>
       </w:pPr>
       <w:r>
-        <w:fldChar w:fldCharType="begin"/>
-      </w:r>
-      <w:r>
-        <w:instrText xml:space="preserve"> ADDIN ZOTERO_BIBL {"uncited":[],"omitted":[],"custom":[]} CSL_BIBLIOGRAPHY </w:instrText>
-      </w:r>
-      <w:r>
-        <w:fldChar w:fldCharType="separate"/>
-      </w:r>
-      <w:r>
-        <w:t xml:space="preserve">Abrahms, B., Sawyer, S. C., Jordan, N. R., McNutt, J. W., Wilson, A. M., &amp; Brashares, J. S. (2017). Does Wildlife Resource Selection Accurately Inform Corridor Conservation? </w:t>
+        <w:t xml:space="preserve">Avgar, T., Potts, J. R., Lewis, M. A., &amp; Boyce, M. S. (2016). Integrated Step Selection Analysis: Bridging the Gap Between Resource Selection and Animal Movement. </w:t>
       </w:r>
       <w:r>
         <w:rPr>
           <w:i/>
           <w:iCs/>
         </w:rPr>
-        <w:t>Journal of Applied Ecology</w:t>
+        <w:t>Methods in Ecology and Evolution</w:t>
       </w:r>
       <w:r>
         <w:t xml:space="preserve">, </w:t>
@@ -12196,10 +12274,10 @@
           <w:i/>
           <w:iCs/>
         </w:rPr>
-        <w:t>54</w:t>
-      </w:r>
-      <w:r>
-        <w:t>(2), 412–422. https://doi.org/10.1111/1365-2664.12714</w:t>
+        <w:t>7</w:t>
+      </w:r>
+      <w:r>
+        <w:t>(5), 619–630. https://doi.org/10.1111/2041-210X.12528</w:t>
       </w:r>
     </w:p>
     <w:p>
@@ -12207,33 +12285,17 @@
         <w:pStyle w:val="Bibliography"/>
       </w:pPr>
       <w:r>
-        <w:rPr>
-          <w:lang w:val="de-CH"/>
-        </w:rPr>
-        <w:t xml:space="preserve">Allen, C. H., Parrott, L., &amp; Kyle, C. (2016). </w:t>
-      </w:r>
-      <w:r>
-        <w:t xml:space="preserve">An Individual-Based Modelling Approach to Estimate Landscape Connectivity for Bighorn Sheep (Ovis canadensis). </w:t>
+        <w:t xml:space="preserve">Baddeley, A., Rubak, E., &amp; Turner, R. (2015). </w:t>
       </w:r>
       <w:r>
         <w:rPr>
           <w:i/>
           <w:iCs/>
         </w:rPr>
-        <w:t>PeerJ</w:t>
-      </w:r>
-      <w:r>
-        <w:t xml:space="preserve">, </w:t>
-      </w:r>
-      <w:r>
-        <w:rPr>
-          <w:i/>
-          <w:iCs/>
-        </w:rPr>
-        <w:t>4</w:t>
-      </w:r>
-      <w:r>
-        <w:t>, e2001. https://doi.org/10.7717/peerj.2001</w:t>
+        <w:t>Spatial Point Patterns: Methodology and Applications with R</w:t>
+      </w:r>
+      <w:r>
+        <w:t>. Chapman and Hall/CRC Press.</w:t>
       </w:r>
     </w:p>
     <w:p>
@@ -12241,14 +12303,14 @@
         <w:pStyle w:val="Bibliography"/>
       </w:pPr>
       <w:r>
-        <w:t xml:space="preserve">Avgar, T., Potts, J. R., Lewis, M. A., &amp; Boyce, M. S. (2016). Integrated Step Selection Analysis: Bridging the Gap Between Resource Selection and Animal Movement. </w:t>
+        <w:t xml:space="preserve">Baguette, M., Blanchet, S., Legrand, D., Stevens, V. M., &amp; Turlure, C. (2013). Individual Dispersal, Landscape Connectivity and Ecological Networks. </w:t>
       </w:r>
       <w:r>
         <w:rPr>
           <w:i/>
           <w:iCs/>
         </w:rPr>
-        <w:t>Methods in Ecology and Evolution</w:t>
+        <w:t>Biological Reviews</w:t>
       </w:r>
       <w:r>
         <w:t xml:space="preserve">, </w:t>
@@ -12258,10 +12320,10 @@
           <w:i/>
           <w:iCs/>
         </w:rPr>
-        <w:t>7</w:t>
-      </w:r>
-      <w:r>
-        <w:t>(5), 619–630. https://doi.org/10.1111/2041-210X.12528</w:t>
+        <w:t>88</w:t>
+      </w:r>
+      <w:r>
+        <w:t>(2), 310–326. https://doi.org/10.1111/brv.12000</w:t>
       </w:r>
     </w:p>
     <w:p>
@@ -12269,17 +12331,27 @@
         <w:pStyle w:val="Bibliography"/>
       </w:pPr>
       <w:r>
-        <w:t xml:space="preserve">Baddeley, A., Rubak, E., &amp; Turner, R. (2015). </w:t>
+        <w:t xml:space="preserve">Baldwin, R. F., Calhoun, A. J. K., &amp; deMaynadier, P. G. (2006). Conservation Planning for Amphibian Species with Complex Habitat Requirements: A Case Study Using Movements and Habitat Selection of the Wood Frog Rana Sylvatica. </w:t>
       </w:r>
       <w:r>
         <w:rPr>
           <w:i/>
           <w:iCs/>
         </w:rPr>
-        <w:t>Spatial Point Patterns: Methodology and Applications with R</w:t>
-      </w:r>
-      <w:r>
-        <w:t>. Chapman and Hall/CRC Press.</w:t>
+        <w:t>Journal of Herpetology</w:t>
+      </w:r>
+      <w:r>
+        <w:t xml:space="preserve">, </w:t>
+      </w:r>
+      <w:r>
+        <w:rPr>
+          <w:i/>
+          <w:iCs/>
+        </w:rPr>
+        <w:t>40</w:t>
+      </w:r>
+      <w:r>
+        <w:t>(4), 442–453. https://doi.org/10.1670/0022-1511(2006)40%5B442:CPFASW%5D2.0.CO;2</w:t>
       </w:r>
     </w:p>
     <w:p>
@@ -12287,14 +12359,14 @@
         <w:pStyle w:val="Bibliography"/>
       </w:pPr>
       <w:r>
-        <w:t xml:space="preserve">Baguette, M., Blanchet, S., Legrand, D., Stevens, V. M., &amp; Turlure, C. (2013). Individual Dispersal, Landscape Connectivity and Ecological Networks. </w:t>
+        <w:t xml:space="preserve">Bishop-Taylor, R., Tulbure, M. G., &amp; Broich, M. (2018). Evaluating Static and Dynamic Landscape Connectivity Modelling Using a 25-Year Remote Sensing Time Series. </w:t>
       </w:r>
       <w:r>
         <w:rPr>
           <w:i/>
           <w:iCs/>
         </w:rPr>
-        <w:t>Biological Reviews</w:t>
+        <w:t>Landscape Ecology</w:t>
       </w:r>
       <w:r>
         <w:t xml:space="preserve">, </w:t>
@@ -12304,10 +12376,10 @@
           <w:i/>
           <w:iCs/>
         </w:rPr>
-        <w:t>88</w:t>
-      </w:r>
-      <w:r>
-        <w:t>(2), 310–326. https://doi.org/10.1111/brv.12000</w:t>
+        <w:t>33</w:t>
+      </w:r>
+      <w:r>
+        <w:t>(4), 625–640. https://doi.org/10.1007/s10980-018-0624-1</w:t>
       </w:r>
     </w:p>
     <w:p>
@@ -12315,27 +12387,17 @@
         <w:pStyle w:val="Bibliography"/>
       </w:pPr>
       <w:r>
-        <w:t xml:space="preserve">Baldwin, R. F., Calhoun, A. J. K., &amp; deMaynadier, P. G. (2006). Conservation Planning for Amphibian Species with Complex Habitat Requirements: A Case Study Using Movements and Habitat Selection of the Wood Frog Rana Sylvatica. </w:t>
+        <w:t xml:space="preserve">Börger, L., &amp; Fryxell, J. (2012). Quantifying Individual Differences in Dispersal Using Net Squared Displacement. In J. Clobert, M. Baguette, T. G. Benton, &amp; J. M. Bullock (Eds.), </w:t>
       </w:r>
       <w:r>
         <w:rPr>
           <w:i/>
           <w:iCs/>
         </w:rPr>
-        <w:t>Journal of Herpetology</w:t>
-      </w:r>
-      <w:r>
-        <w:t xml:space="preserve">, </w:t>
-      </w:r>
-      <w:r>
-        <w:rPr>
-          <w:i/>
-          <w:iCs/>
-        </w:rPr>
-        <w:t>40</w:t>
-      </w:r>
-      <w:r>
-        <w:t>(4), 442–453. https://doi.org/10.1670/0022-1511(2006)40%5B442:CPFASW%5D2.0.CO;2</w:t>
+        <w:t>Dispersal Ecology and Evolution</w:t>
+      </w:r>
+      <w:r>
+        <w:t xml:space="preserve"> (Vol. 30, pp. 222–230). Oxford University Press.</w:t>
       </w:r>
     </w:p>
     <w:p>
@@ -12343,14 +12405,14 @@
         <w:pStyle w:val="Bibliography"/>
       </w:pPr>
       <w:r>
-        <w:t xml:space="preserve">Bishop-Taylor, R., Tulbure, M. G., &amp; Broich, M. (2018). Evaluating Static and Dynamic Landscape Connectivity Modelling Using a 25-Year Remote Sensing Time Series. </w:t>
+        <w:t xml:space="preserve">Brennan, A., Beytell, P., Aschenborn, O., Du Preez, P., Funston, P. J., Hanssen, L., Kilian, J. W., Stuart‐Hill, G., Taylor, R. D., &amp; Naidoo, R. (2020). Characterizing Multispecies Connectivity Across a Transfrontier Conservation Landscape. </w:t>
       </w:r>
       <w:r>
         <w:rPr>
           <w:i/>
           <w:iCs/>
         </w:rPr>
-        <w:t>Landscape Ecology</w:t>
+        <w:t>Journal of Applied Ecology</w:t>
       </w:r>
       <w:r>
         <w:t xml:space="preserve">, </w:t>
@@ -12360,10 +12422,10 @@
           <w:i/>
           <w:iCs/>
         </w:rPr>
-        <w:t>33</w:t>
-      </w:r>
-      <w:r>
-        <w:t>(4), 625–640. https://doi.org/10.1007/s10980-018-0624-1</w:t>
+        <w:t>57</w:t>
+      </w:r>
+      <w:r>
+        <w:t>(9), 1700–1710. https://doi.org/10.1111/1365-2664.13716</w:t>
       </w:r>
     </w:p>
     <w:p>
@@ -12371,17 +12433,27 @@
         <w:pStyle w:val="Bibliography"/>
       </w:pPr>
       <w:r>
-        <w:t xml:space="preserve">Börger, L., &amp; Fryxell, J. (2012). Quantifying Individual Differences in Dispersal Using Net Squared Displacement. In J. Clobert, M. Baguette, T. G. Benton, &amp; J. M. Bullock (Eds.), </w:t>
+        <w:t xml:space="preserve">Brooks, M. E., Kristensen, K., van Benthem, K. J., Magnusson, A., Berg, C. W., Nielsen, A., Skaug, H. J., Maechler, M., &amp; Bolker, B. M. (2017). glmmTMB Balances Speed and Flexibility Among Packages for Zero-Inflated Generalized Linear Mixed Modeling. </w:t>
       </w:r>
       <w:r>
         <w:rPr>
           <w:i/>
           <w:iCs/>
         </w:rPr>
-        <w:t>Dispersal Ecology and Evolution</w:t>
-      </w:r>
-      <w:r>
-        <w:t xml:space="preserve"> (Vol. 30, pp. 222–230). Oxford University Press.</w:t>
+        <w:t>The R Journal</w:t>
+      </w:r>
+      <w:r>
+        <w:t xml:space="preserve">, </w:t>
+      </w:r>
+      <w:r>
+        <w:rPr>
+          <w:i/>
+          <w:iCs/>
+        </w:rPr>
+        <w:t>9</w:t>
+      </w:r>
+      <w:r>
+        <w:t>(2), 378–400. https://doi.org/10.32614/RJ-2017-066</w:t>
       </w:r>
     </w:p>
     <w:p>
@@ -12389,27 +12461,17 @@
         <w:pStyle w:val="Bibliography"/>
       </w:pPr>
       <w:r>
-        <w:t xml:space="preserve">Brennan, A., Beytell, P., Aschenborn, O., Du Preez, P., Funston, P. J., Hanssen, L., Kilian, J. W., Stuart‐Hill, G., Taylor, R. D., &amp; Naidoo, R. (2020). Characterizing Multispecies Connectivity Across a Transfrontier Conservation Landscape. </w:t>
+        <w:t xml:space="preserve">C. Schaaf, Z. W. (2015). </w:t>
       </w:r>
       <w:r>
         <w:rPr>
           <w:i/>
           <w:iCs/>
         </w:rPr>
-        <w:t>Journal of Applied Ecology</w:t>
-      </w:r>
-      <w:r>
-        <w:t xml:space="preserve">, </w:t>
-      </w:r>
-      <w:r>
-        <w:rPr>
-          <w:i/>
-          <w:iCs/>
-        </w:rPr>
-        <w:t>57</w:t>
-      </w:r>
-      <w:r>
-        <w:t>(9), 1700–1710. https://doi.org/10.1111/1365-2664.13716</w:t>
+        <w:t>MCD43A4 MODIS/Terra+Aqua BRDF/Albedo Nadir BRDF Adjusted RefDaily L3 Global—500m V006</w:t>
+      </w:r>
+      <w:r>
+        <w:t>. NASA EOSDIS Land Processes DAAC. https://doi.org/10.5067/MODIS/MCD43A4.006</w:t>
       </w:r>
     </w:p>
     <w:p>
@@ -12417,14 +12479,14 @@
         <w:pStyle w:val="Bibliography"/>
       </w:pPr>
       <w:r>
-        <w:t xml:space="preserve">Brooks, M. E., Kristensen, K., van Benthem, K. J., Magnusson, A., Berg, C. W., Nielsen, A., Skaug, H. J., Maechler, M., &amp; Bolker, B. M. (2017). glmmTMB Balances Speed and Flexibility Among Packages for Zero-Inflated Generalized Linear Mixed Modeling. </w:t>
+        <w:t xml:space="preserve">Chen, Jun, Chen, Jin, Liao, A., Cao, X., Chen, L., Chen, X., He, C., Han, G., Peng, S., &amp; Lu, M. (2015). Global Land Cover Mapping at 30 m Resolution: A POK-Based Operational Approach. </w:t>
       </w:r>
       <w:r>
         <w:rPr>
           <w:i/>
           <w:iCs/>
         </w:rPr>
-        <w:t>The R Journal</w:t>
+        <w:t>ISPRS Journal of Photogrammetry and Remote Sensing</w:t>
       </w:r>
       <w:r>
         <w:t xml:space="preserve">, </w:t>
@@ -12434,10 +12496,10 @@
           <w:i/>
           <w:iCs/>
         </w:rPr>
-        <w:t>9</w:t>
-      </w:r>
-      <w:r>
-        <w:t>(2), 378–400. https://doi.org/10.32614/RJ-2017-066</w:t>
+        <w:t>103</w:t>
+      </w:r>
+      <w:r>
+        <w:t>, 7–27. https://doi.org/https://doi.org/10.1016/j.isprsjprs.2014.09.002</w:t>
       </w:r>
     </w:p>
     <w:p>
@@ -12445,17 +12507,17 @@
         <w:pStyle w:val="Bibliography"/>
       </w:pPr>
       <w:r>
-        <w:t xml:space="preserve">C. Schaaf, Z. W. (2015). </w:t>
+        <w:t xml:space="preserve">Cozzi, G. (2013). </w:t>
       </w:r>
       <w:r>
         <w:rPr>
           <w:i/>
           <w:iCs/>
         </w:rPr>
-        <w:t>MCD43A4 MODIS/Terra+Aqua BRDF/Albedo Nadir BRDF Adjusted RefDaily L3 Global—500m V006</w:t>
-      </w:r>
-      <w:r>
-        <w:t>. NASA EOSDIS Land Processes DAAC. https://doi.org/10.5067/MODIS/MCD43A4.006</w:t>
+        <w:t>Patterns of Habitat Use and Segregation Among African Large Carnivores</w:t>
+      </w:r>
+      <w:r>
+        <w:t xml:space="preserve"> [PhD Thesis, University of Zurich]. https://doi.org/10.5167/UZH-93646</w:t>
       </w:r>
     </w:p>
     <w:p>
@@ -12463,14 +12525,14 @@
         <w:pStyle w:val="Bibliography"/>
       </w:pPr>
       <w:r>
-        <w:t xml:space="preserve">Chen, Jun, Chen, Jin, Liao, A., Cao, X., Chen, L., Chen, X., He, C., Han, G., Peng, S., &amp; Lu, M. (2015). Global Land Cover Mapping at 30 m Resolution: A POK-Based Operational Approach. </w:t>
+        <w:t xml:space="preserve">Cozzi, G., Behr, D. M., Webster, H. S., Claase, M. J., Bryce, C. M., Modise, B., McNutt, J. W., &amp; Ozgul, A. (2020). African Wild Dog Dispersal and Implications for Management. </w:t>
       </w:r>
       <w:r>
         <w:rPr>
           <w:i/>
           <w:iCs/>
         </w:rPr>
-        <w:t>ISPRS Journal of Photogrammetry and Remote Sensing</w:t>
+        <w:t>The Journal of Wildlife Management</w:t>
       </w:r>
       <w:r>
         <w:t xml:space="preserve">, </w:t>
@@ -12480,10 +12542,10 @@
           <w:i/>
           <w:iCs/>
         </w:rPr>
-        <w:t>103</w:t>
-      </w:r>
-      <w:r>
-        <w:t>, 7–27. https://doi.org/https://doi.org/10.1016/j.isprsjprs.2014.09.002</w:t>
+        <w:t>84</w:t>
+      </w:r>
+      <w:r>
+        <w:t>(4), 614–621. https://doi.org/10.1002/jwmg.21841</w:t>
       </w:r>
     </w:p>
     <w:p>
@@ -12491,17 +12553,28 @@
         <w:pStyle w:val="Bibliography"/>
       </w:pPr>
       <w:r>
-        <w:t xml:space="preserve">Cozzi, G. (2013). </w:t>
+        <w:lastRenderedPageBreak/>
+        <w:t xml:space="preserve">Cozzi, G., Broekhuis, F., McNutt, J. W., Turnbull, L. A., Macdonald, D. W., &amp; Schmid, B. (2012). Fear of the Dark or Dinner by Moonlight? Reduced Temporal Partitioning Among Africa’s Large Carnivores. </w:t>
       </w:r>
       <w:r>
         <w:rPr>
           <w:i/>
           <w:iCs/>
         </w:rPr>
-        <w:t>Patterns of Habitat Use and Segregation Among African Large Carnivores</w:t>
-      </w:r>
-      <w:r>
-        <w:t xml:space="preserve"> [PhD Thesis, University of Zurich]. https://doi.org/10.5167/UZH-93646</w:t>
+        <w:t>Ecology</w:t>
+      </w:r>
+      <w:r>
+        <w:t xml:space="preserve">, </w:t>
+      </w:r>
+      <w:r>
+        <w:rPr>
+          <w:i/>
+          <w:iCs/>
+        </w:rPr>
+        <w:t>93</w:t>
+      </w:r>
+      <w:r>
+        <w:t>(12), 2590–2599. https://doi.org/10.1890/12-0017.1</w:t>
       </w:r>
     </w:p>
     <w:p>
@@ -12509,14 +12582,14 @@
         <w:pStyle w:val="Bibliography"/>
       </w:pPr>
       <w:r>
-        <w:t xml:space="preserve">Cozzi, G., Behr, D. M., Webster, H. S., Claase, M. J., Bryce, C. M., Modise, B., McNutt, J. W., &amp; Ozgul, A. (2020). African Wild Dog Dispersal and Implications for Management. </w:t>
+        <w:t xml:space="preserve">Cozzi, G., Maag, N., Börger, L., Clutton-Brock, T. H., &amp; Ozgul, A. (2018). Socially Informed Dispersal in a Territorial Cooperative Breeder. </w:t>
       </w:r>
       <w:r>
         <w:rPr>
           <w:i/>
           <w:iCs/>
         </w:rPr>
-        <w:t>The Journal of Wildlife Management</w:t>
+        <w:t>Journal of Animal Ecology</w:t>
       </w:r>
       <w:r>
         <w:t xml:space="preserve">, </w:t>
@@ -12526,10 +12599,10 @@
           <w:i/>
           <w:iCs/>
         </w:rPr>
-        <w:t>84</w:t>
-      </w:r>
-      <w:r>
-        <w:t>(4), 614–621. https://doi.org/10.1002/jwmg.21841</w:t>
+        <w:t>87</w:t>
+      </w:r>
+      <w:r>
+        <w:t>(3), 838–849. https://doi.org/10.1111/1365-2656.12795</w:t>
       </w:r>
     </w:p>
     <w:p>
@@ -12537,15 +12610,14 @@
         <w:pStyle w:val="Bibliography"/>
       </w:pPr>
       <w:r>
-        <w:lastRenderedPageBreak/>
-        <w:t xml:space="preserve">Cozzi, G., Broekhuis, F., McNutt, J. W., Turnbull, L. A., Macdonald, D. W., &amp; Schmid, B. (2012). Fear of the Dark or Dinner by Moonlight? Reduced Temporal Partitioning Among Africa’s Large Carnivores. </w:t>
+        <w:t xml:space="preserve">Cozzi, G., Reilly, M., Abegg, D., Behr, D. M., Brack, P., Claase, M. J., Holmberg, J., Hofmann, D. D., Kalil, P., Ndlovu, S., Neelo, J., &amp; McNutt, J. W. (2023). An AI‐Based Platform to Investigate African Large Carnivore Dispersal and Demography Across Broad Landscapes: A Case Study and Future Directions Using African Wild Dogs. </w:t>
       </w:r>
       <w:r>
         <w:rPr>
           <w:i/>
           <w:iCs/>
         </w:rPr>
-        <w:t>Ecology</w:t>
+        <w:t>African Journal of Ecology</w:t>
       </w:r>
       <w:r>
         <w:t xml:space="preserve">, </w:t>
@@ -12555,10 +12627,10 @@
           <w:i/>
           <w:iCs/>
         </w:rPr>
-        <w:t>93</w:t>
-      </w:r>
-      <w:r>
-        <w:t>(12), 2590–2599. https://doi.org/10.1890/12-0017.1</w:t>
+        <w:t>62</w:t>
+      </w:r>
+      <w:r>
+        <w:t>(1), e13227. https://doi.org/10.1111/aje.13227</w:t>
       </w:r>
     </w:p>
     <w:p>
@@ -12566,14 +12638,14 @@
         <w:pStyle w:val="Bibliography"/>
       </w:pPr>
       <w:r>
-        <w:t xml:space="preserve">Cozzi, G., Maag, N., Börger, L., Clutton-Brock, T. H., &amp; Ozgul, A. (2018). Socially Informed Dispersal in a Territorial Cooperative Breeder. </w:t>
+        <w:t xml:space="preserve">Creel, S. (2001). Four Factors Modifying the Effect of Competition on Carnivore Population Dynamics as Illustrated by African Wild Dogs. </w:t>
       </w:r>
       <w:r>
         <w:rPr>
           <w:i/>
           <w:iCs/>
         </w:rPr>
-        <w:t>Journal of Animal Ecology</w:t>
+        <w:t>Conservation Biology</w:t>
       </w:r>
       <w:r>
         <w:t xml:space="preserve">, </w:t>
@@ -12583,10 +12655,10 @@
           <w:i/>
           <w:iCs/>
         </w:rPr>
-        <w:t>87</w:t>
-      </w:r>
-      <w:r>
-        <w:t>(3), 838–849. https://doi.org/10.1111/1365-2656.12795</w:t>
+        <w:t>15</w:t>
+      </w:r>
+      <w:r>
+        <w:t>(1), 271–274. https://doi.org/10.1111/j.1523-1739.2001.99534.x</w:t>
       </w:r>
     </w:p>
     <w:p>
@@ -12594,14 +12666,14 @@
         <w:pStyle w:val="Bibliography"/>
       </w:pPr>
       <w:r>
-        <w:t xml:space="preserve">Cozzi, G., Reilly, M., Abegg, D., Behr, D. M., Brack, P., Claase, M. J., Holmberg, J., Hofmann, D. D., Kalil, P., Ndlovu, S., Neelo, J., &amp; McNutt, J. W. (2023). An AI‐Based Platform to Investigate African Large Carnivore Dispersal and Demography Across Broad Landscapes: A Case Study and Future Directions Using African Wild Dogs. </w:t>
+        <w:t xml:space="preserve">Creel, S., &amp; Creel, N. M. (1996). Limitation of African Wild Dogs by Competition with Larger Carnivores. </w:t>
       </w:r>
       <w:r>
         <w:rPr>
           <w:i/>
           <w:iCs/>
         </w:rPr>
-        <w:t>African Journal of Ecology</w:t>
+        <w:t>Conservation Biology</w:t>
       </w:r>
       <w:r>
         <w:t xml:space="preserve">, </w:t>
@@ -12611,10 +12683,10 @@
           <w:i/>
           <w:iCs/>
         </w:rPr>
-        <w:t>62</w:t>
-      </w:r>
-      <w:r>
-        <w:t>(1), e13227. https://doi.org/10.1111/aje.13227</w:t>
+        <w:t>10</w:t>
+      </w:r>
+      <w:r>
+        <w:t>(2), 526–538. https://doi.org/10.1046/j.1523-1739.1996.10020526.x</w:t>
       </w:r>
     </w:p>
     <w:p>
@@ -12622,14 +12694,14 @@
         <w:pStyle w:val="Bibliography"/>
       </w:pPr>
       <w:r>
-        <w:t xml:space="preserve">Creel, S. (2001). Four Factors Modifying the Effect of Competition on Carnivore Population Dynamics as Illustrated by African Wild Dogs. </w:t>
+        <w:t xml:space="preserve">Cushman, S. A., &amp; Lewis, J. S. (2010). Movement Behavior Explains Genetic Differentiation in American Black Bears. </w:t>
       </w:r>
       <w:r>
         <w:rPr>
           <w:i/>
           <w:iCs/>
         </w:rPr>
-        <w:t>Conservation Biology</w:t>
+        <w:t>Landscape Ecology</w:t>
       </w:r>
       <w:r>
         <w:t xml:space="preserve">, </w:t>
@@ -12639,10 +12711,10 @@
           <w:i/>
           <w:iCs/>
         </w:rPr>
-        <w:t>15</w:t>
-      </w:r>
-      <w:r>
-        <w:t>(1), 271–274. https://doi.org/10.1111/j.1523-1739.2001.99534.x</w:t>
+        <w:t>25</w:t>
+      </w:r>
+      <w:r>
+        <w:t>(10), 1613–1625. https://doi.org/10.1007/s10980-010-9534-6</w:t>
       </w:r>
     </w:p>
     <w:p>
@@ -12650,14 +12722,14 @@
         <w:pStyle w:val="Bibliography"/>
       </w:pPr>
       <w:r>
-        <w:t xml:space="preserve">Creel, S., &amp; Creel, N. M. (1996). Limitation of African Wild Dogs by Competition with Larger Carnivores. </w:t>
+        <w:t xml:space="preserve">Davies–Mostert, H. T., Kamler, J. F., Mills, M. G. L., Jackson, C. R., Rasmussen, G. S. A., Groom, R. J., &amp; Macdonald, D. W. (2012). Long–Distance Transboundary Dispersal of African Wild Dogs Among Protected Areas in Southern Africa. </w:t>
       </w:r>
       <w:r>
         <w:rPr>
           <w:i/>
           <w:iCs/>
         </w:rPr>
-        <w:t>Conservation Biology</w:t>
+        <w:t>African Journal of Ecology</w:t>
       </w:r>
       <w:r>
         <w:t xml:space="preserve">, </w:t>
@@ -12667,10 +12739,10 @@
           <w:i/>
           <w:iCs/>
         </w:rPr>
-        <w:t>10</w:t>
-      </w:r>
-      <w:r>
-        <w:t>(2), 526–538. https://doi.org/10.1046/j.1523-1739.1996.10020526.x</w:t>
+        <w:t>50</w:t>
+      </w:r>
+      <w:r>
+        <w:t>(4), 500–506. https://doi.org/https://doi.org/10.1111/j.1365-2028.2012.01335.x</w:t>
       </w:r>
     </w:p>
     <w:p>
@@ -12678,27 +12750,17 @@
         <w:pStyle w:val="Bibliography"/>
       </w:pPr>
       <w:r>
-        <w:t xml:space="preserve">Cushman, S. A., &amp; Lewis, J. S. (2010). Movement Behavior Explains Genetic Differentiation in American Black Bears. </w:t>
+        <w:t xml:space="preserve">Didan, K. (2015). </w:t>
       </w:r>
       <w:r>
         <w:rPr>
           <w:i/>
           <w:iCs/>
         </w:rPr>
-        <w:t>Landscape Ecology</w:t>
-      </w:r>
-      <w:r>
-        <w:t xml:space="preserve">, </w:t>
-      </w:r>
-      <w:r>
-        <w:rPr>
-          <w:i/>
-          <w:iCs/>
-        </w:rPr>
-        <w:t>25</w:t>
-      </w:r>
-      <w:r>
-        <w:t>(10), 1613–1625. https://doi.org/10.1007/s10980-010-9534-6</w:t>
+        <w:t>MOD13Q1 Modis/Terra Vegetation Indices 16-Day L3 Global 250m Sin Grid V006</w:t>
+      </w:r>
+      <w:r>
+        <w:t xml:space="preserve"> [Dataset]. NASA EOSDIS Land Processes Distributed Active Archive Center. https://doi.org/10.5067/MODIS/MOD13Q1.006</w:t>
       </w:r>
     </w:p>
     <w:p>
@@ -12706,27 +12768,17 @@
         <w:pStyle w:val="Bibliography"/>
       </w:pPr>
       <w:r>
-        <w:t xml:space="preserve">Davies–Mostert, H. T., Kamler, J. F., Mills, M. G. L., Jackson, C. R., Rasmussen, G. S. A., Groom, R. J., &amp; Macdonald, D. W. (2012). Long–Distance Transboundary Dispersal of African Wild Dogs Among Protected Areas in Southern Africa. </w:t>
+        <w:t xml:space="preserve">DiMiceli, C., Carroll, M., Sohlberg, R., Kim, D.-H., Kelly, M., &amp; Townshend, J. (2015). </w:t>
       </w:r>
       <w:r>
         <w:rPr>
           <w:i/>
           <w:iCs/>
         </w:rPr>
-        <w:t>African Journal of Ecology</w:t>
-      </w:r>
-      <w:r>
-        <w:t xml:space="preserve">, </w:t>
-      </w:r>
-      <w:r>
-        <w:rPr>
-          <w:i/>
-          <w:iCs/>
-        </w:rPr>
-        <w:t>50</w:t>
-      </w:r>
-      <w:r>
-        <w:t>(4), 500–506. https://doi.org/https://doi.org/10.1111/j.1365-2028.2012.01335.x</w:t>
+        <w:t>MOD44B MODIS/Terra Vegetation Continuous Fields Yearly L3 Global 250m SIN Grid V006</w:t>
+      </w:r>
+      <w:r>
+        <w:t xml:space="preserve"> [Dataset]. NASA EOSDIS Land Processes Distributed Active Archive Center. https://doi.org/10.5067/MODIS/MOD44B.006</w:t>
       </w:r>
     </w:p>
     <w:p>
@@ -12734,17 +12786,27 @@
         <w:pStyle w:val="Bibliography"/>
       </w:pPr>
       <w:r>
-        <w:t xml:space="preserve">Didan, K. (2015). </w:t>
+        <w:t xml:space="preserve">Diniz, M. F., Cushman, S. A., Machado, R. B., &amp; De Marco Júnior, P. (2019). Landscape Connectivity Modeling from the Perspective of Animal Dispersal. </w:t>
       </w:r>
       <w:r>
         <w:rPr>
           <w:i/>
           <w:iCs/>
         </w:rPr>
-        <w:t>MOD13Q1 Modis/Terra Vegetation Indices 16-Day L3 Global 250m Sin Grid V006</w:t>
-      </w:r>
-      <w:r>
-        <w:t xml:space="preserve"> [Dataset]. NASA EOSDIS Land Processes Distributed Active Archive Center. https://doi.org/10.5067/MODIS/MOD13Q1.006</w:t>
+        <w:t>Landscape Ecology</w:t>
+      </w:r>
+      <w:r>
+        <w:t xml:space="preserve">, </w:t>
+      </w:r>
+      <w:r>
+        <w:rPr>
+          <w:i/>
+          <w:iCs/>
+        </w:rPr>
+        <w:t>35</w:t>
+      </w:r>
+      <w:r>
+        <w:t>, 41–58. https://doi.org/10.1007/s10980-019-00935-3</w:t>
       </w:r>
     </w:p>
     <w:p>
@@ -12752,17 +12814,27 @@
         <w:pStyle w:val="Bibliography"/>
       </w:pPr>
       <w:r>
-        <w:t xml:space="preserve">DiMiceli, C., Carroll, M., Sohlberg, R., Kim, D.-H., Kelly, M., &amp; Townshend, J. (2015). </w:t>
+        <w:t xml:space="preserve">Doerr, V. A. J., Barrett, T., &amp; Doerr, E. D. (2011). Connectivity, Dispersal Behaviour and Conservation Under Climate Change: A Response to Hodgson et al.: Connectivity and Dispersal Behaviour. </w:t>
       </w:r>
       <w:r>
         <w:rPr>
           <w:i/>
           <w:iCs/>
         </w:rPr>
-        <w:t>MOD44B MODIS/Terra Vegetation Continuous Fields Yearly L3 Global 250m SIN Grid V006</w:t>
-      </w:r>
-      <w:r>
-        <w:t xml:space="preserve"> [Dataset]. NASA EOSDIS Land Processes Distributed Active Archive Center. https://doi.org/10.5067/MODIS/MOD44B.006</w:t>
+        <w:t>Journal of Applied Ecology</w:t>
+      </w:r>
+      <w:r>
+        <w:t xml:space="preserve">, </w:t>
+      </w:r>
+      <w:r>
+        <w:rPr>
+          <w:i/>
+          <w:iCs/>
+        </w:rPr>
+        <w:t>48</w:t>
+      </w:r>
+      <w:r>
+        <w:t>(1), 143–147. https://doi.org/10.1111/j.1365-2664.2010.01899.x</w:t>
       </w:r>
     </w:p>
     <w:p>
@@ -12770,14 +12842,14 @@
         <w:pStyle w:val="Bibliography"/>
       </w:pPr>
       <w:r>
-        <w:t xml:space="preserve">Diniz, M. F., Cushman, S. A., Machado, R. B., &amp; De Marco Júnior, P. (2019). Landscape Connectivity Modeling from the Perspective of Animal Dispersal. </w:t>
+        <w:t xml:space="preserve">Elliot, N. B., Cushman, S. A., Macdonald, D. W., &amp; Loveridge, A. J. (2014). The Devil Is in the Dispersers: Predictions of Landscape Connectivity Change with Demography. </w:t>
       </w:r>
       <w:r>
         <w:rPr>
           <w:i/>
           <w:iCs/>
         </w:rPr>
-        <w:t>Landscape Ecology</w:t>
+        <w:t>Journal of Applied Ecology</w:t>
       </w:r>
       <w:r>
         <w:t xml:space="preserve">, </w:t>
@@ -12787,10 +12859,10 @@
           <w:i/>
           <w:iCs/>
         </w:rPr>
-        <w:t>35</w:t>
-      </w:r>
-      <w:r>
-        <w:t>, 41–58. https://doi.org/10.1007/s10980-019-00935-3</w:t>
+        <w:t>51</w:t>
+      </w:r>
+      <w:r>
+        <w:t>(5), 1169–1178. https://doi.org/10.1111/1365-2664.12282</w:t>
       </w:r>
     </w:p>
     <w:p>
@@ -12798,27 +12870,17 @@
         <w:pStyle w:val="Bibliography"/>
       </w:pPr>
       <w:r>
-        <w:t xml:space="preserve">Doerr, V. A. J., Barrett, T., &amp; Doerr, E. D. (2011). Connectivity, Dispersal Behaviour and Conservation Under Climate Change: A Response to Hodgson et al.: Connectivity and Dispersal Behaviour. </w:t>
+        <w:t xml:space="preserve">ESA, E. S. A. (2025). </w:t>
       </w:r>
       <w:r>
         <w:rPr>
           <w:i/>
           <w:iCs/>
         </w:rPr>
-        <w:t>Journal of Applied Ecology</w:t>
-      </w:r>
-      <w:r>
-        <w:t xml:space="preserve">, </w:t>
-      </w:r>
-      <w:r>
-        <w:rPr>
-          <w:i/>
-          <w:iCs/>
-        </w:rPr>
-        <w:t>48</w:t>
-      </w:r>
-      <w:r>
-        <w:t>(1), 143–147. https://doi.org/10.1111/j.1365-2664.2010.01899.x</w:t>
+        <w:t>Sentinel-2 Level-2A Product</w:t>
+      </w:r>
+      <w:r>
+        <w:t xml:space="preserve"> [Dataset]. Copernicus Open Access Hub. https://scihub.copernicus.eu/dhus</w:t>
       </w:r>
     </w:p>
     <w:p>
@@ -12826,27 +12888,17 @@
         <w:pStyle w:val="Bibliography"/>
       </w:pPr>
       <w:r>
-        <w:t xml:space="preserve">Elliot, N. B., Cushman, S. A., Macdonald, D. W., &amp; Loveridge, A. J. (2014). The Devil Is in the Dispersers: Predictions of Landscape Connectivity Change with Demography. </w:t>
+        <w:t xml:space="preserve">Facebook. (2019). </w:t>
       </w:r>
       <w:r>
         <w:rPr>
           <w:i/>
           <w:iCs/>
         </w:rPr>
-        <w:t>Journal of Applied Ecology</w:t>
-      </w:r>
-      <w:r>
-        <w:t xml:space="preserve">, </w:t>
-      </w:r>
-      <w:r>
-        <w:rPr>
-          <w:i/>
-          <w:iCs/>
-        </w:rPr>
-        <w:t>51</w:t>
-      </w:r>
-      <w:r>
-        <w:t>(5), 1169–1178. https://doi.org/10.1111/1365-2664.12282</w:t>
+        <w:t>High Resolution Population Density Maps—Humanitarian Data Exchange</w:t>
+      </w:r>
+      <w:r>
+        <w:t>. https://data.humdata.org/dataset/highresolutionpopulationdensitymaps</w:t>
       </w:r>
     </w:p>
     <w:p>
@@ -12854,17 +12906,27 @@
         <w:pStyle w:val="Bibliography"/>
       </w:pPr>
       <w:r>
-        <w:t xml:space="preserve">ESA, E. S. A. (2025). </w:t>
+        <w:t xml:space="preserve">Fahrig, L. (2003). Effects of Habitat Fragmentation on Biodiversity. </w:t>
       </w:r>
       <w:r>
         <w:rPr>
           <w:i/>
           <w:iCs/>
         </w:rPr>
-        <w:t>Sentinel-2 Level-2A Product</w:t>
-      </w:r>
-      <w:r>
-        <w:t xml:space="preserve"> [Dataset]. Copernicus Open Access Hub. https://scihub.copernicus.eu/dhus</w:t>
+        <w:t>Annual Review of Ecology, Evolution, and Systematics</w:t>
+      </w:r>
+      <w:r>
+        <w:t xml:space="preserve">, </w:t>
+      </w:r>
+      <w:r>
+        <w:rPr>
+          <w:i/>
+          <w:iCs/>
+        </w:rPr>
+        <w:t>34</w:t>
+      </w:r>
+      <w:r>
+        <w:t>(1), 487–515. https://doi.org/10.1146/annurev.ecolsys.34.011802.132419</w:t>
       </w:r>
     </w:p>
     <w:p>
@@ -12872,17 +12934,33 @@
         <w:pStyle w:val="Bibliography"/>
       </w:pPr>
       <w:r>
-        <w:t xml:space="preserve">Facebook. (2019). </w:t>
+        <w:rPr>
+          <w:lang w:val="de-CH"/>
+        </w:rPr>
+        <w:t xml:space="preserve">Fieberg, J., Signer, J., Smith, B., &amp; Avgar, T. (2021). </w:t>
+      </w:r>
+      <w:r>
+        <w:t xml:space="preserve">A ‘How to’ Guide for Interpreting Parameters in Habitat-Selection Analyses. </w:t>
       </w:r>
       <w:r>
         <w:rPr>
           <w:i/>
           <w:iCs/>
         </w:rPr>
-        <w:t>High Resolution Population Density Maps—Humanitarian Data Exchange</w:t>
-      </w:r>
-      <w:r>
-        <w:t>. https://data.humdata.org/dataset/highresolutionpopulationdensitymaps</w:t>
+        <w:t>Journal of Animal Ecology</w:t>
+      </w:r>
+      <w:r>
+        <w:t xml:space="preserve">, </w:t>
+      </w:r>
+      <w:r>
+        <w:rPr>
+          <w:i/>
+          <w:iCs/>
+        </w:rPr>
+        <w:t>90</w:t>
+      </w:r>
+      <w:r>
+        <w:t>(5), 1027–1043. https://doi.org/10.1111/1365-2656.13441</w:t>
       </w:r>
     </w:p>
     <w:p>
@@ -12890,14 +12968,15 @@
         <w:pStyle w:val="Bibliography"/>
       </w:pPr>
       <w:r>
-        <w:t xml:space="preserve">Fahrig, L. (2003). Effects of Habitat Fragmentation on Biodiversity. </w:t>
+        <w:lastRenderedPageBreak/>
+        <w:t xml:space="preserve">Finerty, G. E., Cushman, S. A., Bauer, D. T., Elliot, N. B., Kesch, M. K., Macdonald, D. W., &amp; Loveridge, A. J. (2023). Evaluating Connectivity Models for Conservation: Insights from African Lion Dispersal Patterns. </w:t>
       </w:r>
       <w:r>
         <w:rPr>
           <w:i/>
           <w:iCs/>
         </w:rPr>
-        <w:t>Annual Review of Ecology, Evolution, and Systematics</w:t>
+        <w:t>Landscape Ecology</w:t>
       </w:r>
       <w:r>
         <w:t xml:space="preserve">, </w:t>
@@ -12907,10 +12986,10 @@
           <w:i/>
           <w:iCs/>
         </w:rPr>
-        <w:t>34</w:t>
-      </w:r>
-      <w:r>
-        <w:t>(1), 487–515. https://doi.org/10.1146/annurev.ecolsys.34.011802.132419</w:t>
+        <w:t>38</w:t>
+      </w:r>
+      <w:r>
+        <w:t>(12), 3205–3219. https://doi.org/10.1007/s10980-023-01782-z</w:t>
       </w:r>
     </w:p>
     <w:p>
@@ -12918,33 +12997,17 @@
         <w:pStyle w:val="Bibliography"/>
       </w:pPr>
       <w:r>
-        <w:rPr>
-          <w:lang w:val="de-CH"/>
-        </w:rPr>
-        <w:t xml:space="preserve">Fieberg, J., Signer, J., Smith, B., &amp; Avgar, T. (2021). </w:t>
-      </w:r>
-      <w:r>
-        <w:t xml:space="preserve">A ‘How to’ Guide for Interpreting Parameters in Habitat-Selection Analyses. </w:t>
+        <w:t xml:space="preserve">Forrest, S. W., Pagendam, D., Bode, M., Drovandi, C., Potts, J. R., Perry, J., Vanderduys, E., &amp; Hoskins, A. J. (2024). Predicting fine‐scale distributions and emergent spatiotemporal patterns from temporally dynamic step selection simulations. </w:t>
       </w:r>
       <w:r>
         <w:rPr>
           <w:i/>
           <w:iCs/>
         </w:rPr>
-        <w:t>Journal of Animal Ecology</w:t>
-      </w:r>
-      <w:r>
-        <w:t xml:space="preserve">, </w:t>
-      </w:r>
-      <w:r>
-        <w:rPr>
-          <w:i/>
-          <w:iCs/>
-        </w:rPr>
-        <w:t>90</w:t>
-      </w:r>
-      <w:r>
-        <w:t>(5), 1027–1043. https://doi.org/10.1111/1365-2656.13441</w:t>
+        <w:t>Ecography</w:t>
+      </w:r>
+      <w:r>
+        <w:t>, e07421. https://doi.org/10.1111/ecog.07421</w:t>
       </w:r>
     </w:p>
     <w:p>
@@ -12952,15 +13015,14 @@
         <w:pStyle w:val="Bibliography"/>
       </w:pPr>
       <w:r>
-        <w:lastRenderedPageBreak/>
-        <w:t xml:space="preserve">Finerty, G. E., Cushman, S. A., Bauer, D. T., Elliot, N. B., Kesch, M. K., Macdonald, D. W., &amp; Loveridge, A. J. (2023). Evaluating Connectivity Models for Conservation: Insights from African Lion Dispersal Patterns. </w:t>
+        <w:t xml:space="preserve">Fortin, D., Beyer, H. L., Boyce, M. S., Smith, D. W., Duchesne, T., &amp; Mao, J. S. (2005). Wolves Influence Elk Movements: Behavior Shapes a Trophic Cascade in Yellowstone National Park. </w:t>
       </w:r>
       <w:r>
         <w:rPr>
           <w:i/>
           <w:iCs/>
         </w:rPr>
-        <w:t>Landscape Ecology</w:t>
+        <w:t>Ecology</w:t>
       </w:r>
       <w:r>
         <w:t xml:space="preserve">, </w:t>
@@ -12970,10 +13032,10 @@
           <w:i/>
           <w:iCs/>
         </w:rPr>
-        <w:t>38</w:t>
-      </w:r>
-      <w:r>
-        <w:t>(12), 3205–3219. https://doi.org/10.1007/s10980-023-01782-z</w:t>
+        <w:t>86</w:t>
+      </w:r>
+      <w:r>
+        <w:t>(5), 1320–1330. https://doi.org/https://doi.org/10.1890/04-0953</w:t>
       </w:r>
     </w:p>
     <w:p>
@@ -12981,17 +13043,27 @@
         <w:pStyle w:val="Bibliography"/>
       </w:pPr>
       <w:r>
-        <w:t xml:space="preserve">Forrest, S. W., Pagendam, D., Bode, M., Drovandi, C., Potts, J. R., Perry, J., Vanderduys, E., &amp; Hoskins, A. J. (2024). Predicting fine‐scale distributions and emergent spatiotemporal patterns from temporally dynamic step selection simulations. </w:t>
+        <w:t xml:space="preserve">Fortin, D., Fortin, M.-E., Beyer, H. L., Duchesne, T., Courant, S., &amp; Dancose, K. (2009). Group-Size-Mediated Habitat Selection and Group Fusion–Fission Dynamics of Bison Under Predation Risk. </w:t>
       </w:r>
       <w:r>
         <w:rPr>
           <w:i/>
           <w:iCs/>
         </w:rPr>
-        <w:t>Ecography</w:t>
-      </w:r>
-      <w:r>
-        <w:t>, e07421. https://doi.org/10.1111/ecog.07421</w:t>
+        <w:t>Ecology</w:t>
+      </w:r>
+      <w:r>
+        <w:t xml:space="preserve">, </w:t>
+      </w:r>
+      <w:r>
+        <w:rPr>
+          <w:i/>
+          <w:iCs/>
+        </w:rPr>
+        <w:t>90</w:t>
+      </w:r>
+      <w:r>
+        <w:t>(9), 2480–2490. https://doi.org/10.1890/08-0345.1</w:t>
       </w:r>
     </w:p>
     <w:p>
@@ -12999,27 +13071,17 @@
         <w:pStyle w:val="Bibliography"/>
       </w:pPr>
       <w:r>
-        <w:t xml:space="preserve">Fortin, D., Beyer, H. L., Boyce, M. S., Smith, D. W., Duchesne, T., &amp; Mao, J. S. (2005). Wolves Influence Elk Movements: Behavior Shapes a Trophic Cascade in Yellowstone National Park. </w:t>
+        <w:t xml:space="preserve">Frankham, R., Ballou, J. D., Briscoe, D. A., &amp; McInnes, K. H. (2002). </w:t>
       </w:r>
       <w:r>
         <w:rPr>
           <w:i/>
           <w:iCs/>
         </w:rPr>
-        <w:t>Ecology</w:t>
-      </w:r>
-      <w:r>
-        <w:t xml:space="preserve">, </w:t>
-      </w:r>
-      <w:r>
-        <w:rPr>
-          <w:i/>
-          <w:iCs/>
-        </w:rPr>
-        <w:t>86</w:t>
-      </w:r>
-      <w:r>
-        <w:t>(5), 1320–1330. https://doi.org/https://doi.org/10.1890/04-0953</w:t>
+        <w:t>Introduction to Conservation Genetics</w:t>
+      </w:r>
+      <w:r>
+        <w:t>. Cambridge University Press. https://doi.org/10.1017/CBO9780511808999</w:t>
       </w:r>
     </w:p>
     <w:p>
@@ -13027,14 +13089,14 @@
         <w:pStyle w:val="Bibliography"/>
       </w:pPr>
       <w:r>
-        <w:t xml:space="preserve">Fortin, D., Fortin, M.-E., Beyer, H. L., Duchesne, T., Courant, S., &amp; Dancose, K. (2009). Group-Size-Mediated Habitat Selection and Group Fusion–Fission Dynamics of Bison Under Predation Risk. </w:t>
+        <w:t xml:space="preserve">Gumbricht, T., Wolski, P., Frost, P., &amp; McCarthy, T. S. (2004). Forecasting the Spatial Extent of the Annual Flood in the Okavango Delta, Botswana. </w:t>
       </w:r>
       <w:r>
         <w:rPr>
           <w:i/>
           <w:iCs/>
         </w:rPr>
-        <w:t>Ecology</w:t>
+        <w:t>Journal of Hydrology</w:t>
       </w:r>
       <w:r>
         <w:t xml:space="preserve">, </w:t>
@@ -13044,10 +13106,10 @@
           <w:i/>
           <w:iCs/>
         </w:rPr>
-        <w:t>90</w:t>
-      </w:r>
-      <w:r>
-        <w:t>(9), 2480–2490. https://doi.org/10.1890/08-0345.1</w:t>
+        <w:t>290</w:t>
+      </w:r>
+      <w:r>
+        <w:t>(3–4), 178–191. https://doi.org/10.1016/j.jhydrol.2003.11.010</w:t>
       </w:r>
     </w:p>
     <w:p>
@@ -13055,17 +13117,27 @@
         <w:pStyle w:val="Bibliography"/>
       </w:pPr>
       <w:r>
-        <w:t xml:space="preserve">Frankham, R., Ballou, J. D., Briscoe, D. A., &amp; McInnes, K. H. (2002). </w:t>
+        <w:t xml:space="preserve">Hanski, I. (1999). Habitat Connectivity, Habitat Continuity, and Metapopulations in Dynamic Landscapes. </w:t>
       </w:r>
       <w:r>
         <w:rPr>
           <w:i/>
           <w:iCs/>
         </w:rPr>
-        <w:t>Introduction to Conservation Genetics</w:t>
-      </w:r>
-      <w:r>
-        <w:t>. Cambridge University Press. https://doi.org/10.1017/CBO9780511808999</w:t>
+        <w:t>Oikos</w:t>
+      </w:r>
+      <w:r>
+        <w:t xml:space="preserve">, </w:t>
+      </w:r>
+      <w:r>
+        <w:rPr>
+          <w:i/>
+          <w:iCs/>
+        </w:rPr>
+        <w:t>87</w:t>
+      </w:r>
+      <w:r>
+        <w:t>(2), 209–219. https://doi.org/10.2307/3546736</w:t>
       </w:r>
     </w:p>
     <w:p>
@@ -13073,14 +13145,14 @@
         <w:pStyle w:val="Bibliography"/>
       </w:pPr>
       <w:r>
-        <w:t xml:space="preserve">Gumbricht, T., Wolski, P., Frost, P., &amp; McCarthy, T. S. (2004). Forecasting the Spatial Extent of the Annual Flood in the Okavango Delta, Botswana. </w:t>
+        <w:t xml:space="preserve">Hauenstein, S., Fattebert, J., Grüebler, M. U., Naef‐Daenzer, B., Pe’er, G., &amp; Hartig, F. (2019). Calibrating an Individual‐Based Movement Model to Predict Functional Connectivity for Little Owls. </w:t>
       </w:r>
       <w:r>
         <w:rPr>
           <w:i/>
           <w:iCs/>
         </w:rPr>
-        <w:t>Journal of Hydrology</w:t>
+        <w:t>Ecological Applications</w:t>
       </w:r>
       <w:r>
         <w:t xml:space="preserve">, </w:t>
@@ -13090,10 +13162,10 @@
           <w:i/>
           <w:iCs/>
         </w:rPr>
-        <w:t>290</w:t>
-      </w:r>
-      <w:r>
-        <w:t>(3–4), 178–191. https://doi.org/10.1016/j.jhydrol.2003.11.010</w:t>
+        <w:t>29</w:t>
+      </w:r>
+      <w:r>
+        <w:t>(4), e01873. https://doi.org/10.1002/eap.1873</w:t>
       </w:r>
     </w:p>
     <w:p>
@@ -13101,14 +13173,14 @@
         <w:pStyle w:val="Bibliography"/>
       </w:pPr>
       <w:r>
-        <w:t xml:space="preserve">Hanski, I. (1999). Habitat Connectivity, Habitat Continuity, and Metapopulations in Dynamic Landscapes. </w:t>
+        <w:t xml:space="preserve">Hayward, M. W., &amp; Slotow, R. (2009). Temporal Partitioning of Activity in Large African Carnivores: Tests of Multiple Hypotheses. </w:t>
       </w:r>
       <w:r>
         <w:rPr>
           <w:i/>
           <w:iCs/>
         </w:rPr>
-        <w:t>Oikos</w:t>
+        <w:t>South African Journal of Wildlife Research</w:t>
       </w:r>
       <w:r>
         <w:t xml:space="preserve">, </w:t>
@@ -13118,10 +13190,10 @@
           <w:i/>
           <w:iCs/>
         </w:rPr>
-        <w:t>87</w:t>
-      </w:r>
-      <w:r>
-        <w:t>(2), 209–219. https://doi.org/10.2307/3546736</w:t>
+        <w:t>39</w:t>
+      </w:r>
+      <w:r>
+        <w:t>(2), 109–125. https://doi.org/10.3957/056.039.0207</w:t>
       </w:r>
     </w:p>
     <w:p>
@@ -13129,14 +13201,14 @@
         <w:pStyle w:val="Bibliography"/>
       </w:pPr>
       <w:r>
-        <w:t xml:space="preserve">Hauenstein, S., Fattebert, J., Grüebler, M. U., Naef‐Daenzer, B., Pe’er, G., &amp; Hartig, F. (2019). Calibrating an Individual‐Based Movement Model to Predict Functional Connectivity for Little Owls. </w:t>
+        <w:t xml:space="preserve">Heller, N. E., &amp; Zavaleta, E. S. (2009). Biodiversity Management in the Face of Climate Change: A Review of 22 Years of Recommendations. </w:t>
       </w:r>
       <w:r>
         <w:rPr>
           <w:i/>
           <w:iCs/>
         </w:rPr>
-        <w:t>Ecological Applications</w:t>
+        <w:t>Biological Conservation</w:t>
       </w:r>
       <w:r>
         <w:t xml:space="preserve">, </w:t>
@@ -13146,10 +13218,10 @@
           <w:i/>
           <w:iCs/>
         </w:rPr>
-        <w:t>29</w:t>
-      </w:r>
-      <w:r>
-        <w:t>(4), e01873. https://doi.org/10.1002/eap.1873</w:t>
+        <w:t>142</w:t>
+      </w:r>
+      <w:r>
+        <w:t>(1), 14–32. https://doi.org/https://doi.org/10.1016/j.biocon.2008.10.006</w:t>
       </w:r>
     </w:p>
     <w:p>
@@ -13157,27 +13229,17 @@
         <w:pStyle w:val="Bibliography"/>
       </w:pPr>
       <w:r>
-        <w:t xml:space="preserve">Hayward, M. W., &amp; Slotow, R. (2009). Temporal Partitioning of Activity in Large African Carnivores: Tests of Multiple Hypotheses. </w:t>
+        <w:t xml:space="preserve">Hijmans, R. J., Bivand, R., Pebesma, E., &amp; Sumner, M. D. (2024). </w:t>
       </w:r>
       <w:r>
         <w:rPr>
           <w:i/>
           <w:iCs/>
         </w:rPr>
-        <w:t>South African Journal of Wildlife Research</w:t>
-      </w:r>
-      <w:r>
-        <w:t xml:space="preserve">, </w:t>
-      </w:r>
-      <w:r>
-        <w:rPr>
-          <w:i/>
-          <w:iCs/>
-        </w:rPr>
-        <w:t>39</w:t>
-      </w:r>
-      <w:r>
-        <w:t>(2), 109–125. https://doi.org/10.3957/056.039.0207</w:t>
+        <w:t>terra: Spatial Data Analysis</w:t>
+      </w:r>
+      <w:r>
+        <w:t xml:space="preserve"> (Version 1.7-38) [Computer software]. https://cran.r-project.org/web/packages/terra/index.html</w:t>
       </w:r>
     </w:p>
     <w:p>
@@ -13185,14 +13247,20 @@
         <w:pStyle w:val="Bibliography"/>
       </w:pPr>
       <w:r>
-        <w:t xml:space="preserve">Heller, N. E., &amp; Zavaleta, E. S. (2009). Biodiversity Management in the Face of Climate Change: A Review of 22 Years of Recommendations. </w:t>
+        <w:rPr>
+          <w:lang w:val="de-CH"/>
+        </w:rPr>
+        <w:t xml:space="preserve">Hofmann, D. D., Behr, D. M., McNutt, J. W., Ozgul, A., &amp; Cozzi, G. (2021). </w:t>
+      </w:r>
+      <w:r>
+        <w:t xml:space="preserve">Bound Within Boundaries: Do Protected Areas Cover Movement Corridors of Their Most Mobile, Protected Species? </w:t>
       </w:r>
       <w:r>
         <w:rPr>
           <w:i/>
           <w:iCs/>
         </w:rPr>
-        <w:t>Biological Conservation</w:t>
+        <w:t>Journal of Applied Ecology</w:t>
       </w:r>
       <w:r>
         <w:t xml:space="preserve">, </w:t>
@@ -13202,10 +13270,10 @@
           <w:i/>
           <w:iCs/>
         </w:rPr>
-        <w:t>142</w:t>
-      </w:r>
-      <w:r>
-        <w:t>(1), 14–32. https://doi.org/https://doi.org/10.1016/j.biocon.2008.10.006</w:t>
+        <w:t>58</w:t>
+      </w:r>
+      <w:r>
+        <w:t>(6), 1133–1144. https://doi.org/10.1111/1365-2664.13868</w:t>
       </w:r>
     </w:p>
     <w:p>
@@ -13213,17 +13281,27 @@
         <w:pStyle w:val="Bibliography"/>
       </w:pPr>
       <w:r>
-        <w:t xml:space="preserve">Hijmans, R. J., Bivand, R., Pebesma, E., &amp; Sumner, M. D. (2024). </w:t>
+        <w:t xml:space="preserve">Hofmann, D. D., Behr, D. M., McNutt, J. W., Ozgul, A., &amp; Cozzi, G. (2024). Dispersal and Connectivity in Increasingly Extreme Climatic Conditions. </w:t>
       </w:r>
       <w:r>
         <w:rPr>
           <w:i/>
           <w:iCs/>
         </w:rPr>
-        <w:t>terra: Spatial Data Analysis</w:t>
-      </w:r>
-      <w:r>
-        <w:t xml:space="preserve"> (Version 1.7-38) [Computer software]. https://cran.r-project.org/web/packages/terra/index.html</w:t>
+        <w:t>Global Change Biology</w:t>
+      </w:r>
+      <w:r>
+        <w:t xml:space="preserve">, </w:t>
+      </w:r>
+      <w:r>
+        <w:rPr>
+          <w:i/>
+          <w:iCs/>
+        </w:rPr>
+        <w:t>30</w:t>
+      </w:r>
+      <w:r>
+        <w:t>(5), e17299. https://doi.org/10.1111/gcb.17299</w:t>
       </w:r>
     </w:p>
     <w:p>
@@ -13231,20 +13309,14 @@
         <w:pStyle w:val="Bibliography"/>
       </w:pPr>
       <w:r>
-        <w:rPr>
-          <w:lang w:val="de-CH"/>
-        </w:rPr>
-        <w:t xml:space="preserve">Hofmann, D. D., Behr, D. M., McNutt, J. W., Ozgul, A., &amp; Cozzi, G. (2021). </w:t>
-      </w:r>
-      <w:r>
-        <w:t xml:space="preserve">Bound Within Boundaries: Do Protected Areas Cover Movement Corridors of Their Most Mobile, Protected Species? </w:t>
+        <w:t xml:space="preserve">Hofmann, D. D., Cozzi, G., McNutt, J. W., Ozgul, A., &amp; Behr, D. M. (2023). A Three-Step Approach for Assessing Landscape Connectivity Via Simulated Dispersal: African Wild Dog Case Study. </w:t>
       </w:r>
       <w:r>
         <w:rPr>
           <w:i/>
           <w:iCs/>
         </w:rPr>
-        <w:t>Journal of Applied Ecology</w:t>
+        <w:t>Landscape Ecology</w:t>
       </w:r>
       <w:r>
         <w:t xml:space="preserve">, </w:t>
@@ -13254,10 +13326,10 @@
           <w:i/>
           <w:iCs/>
         </w:rPr>
-        <w:t>58</w:t>
-      </w:r>
-      <w:r>
-        <w:t>(6), 1133–1144. https://doi.org/10.1111/1365-2664.13868</w:t>
+        <w:t>38</w:t>
+      </w:r>
+      <w:r>
+        <w:t>(4), 981–998. https://doi.org/10.1007/s10980-023-01602-4</w:t>
       </w:r>
     </w:p>
     <w:p>
@@ -13265,14 +13337,14 @@
         <w:pStyle w:val="Bibliography"/>
       </w:pPr>
       <w:r>
-        <w:t xml:space="preserve">Hofmann, D. D., Behr, D. M., McNutt, J. W., Ozgul, A., &amp; Cozzi, G. (2024). Dispersal and Connectivity in Increasingly Extreme Climatic Conditions. </w:t>
+        <w:t xml:space="preserve">Kanagaraj, R., Wiegand, T., Kramer-Schadt, S., &amp; Goyal, S. P. (2013). Using Individual-Based Movement Models to Assess Inter-Patch Connectivity for Large Carnivores in Fragmented Landscapes. </w:t>
       </w:r>
       <w:r>
         <w:rPr>
           <w:i/>
           <w:iCs/>
         </w:rPr>
-        <w:t>Global Change Biology</w:t>
+        <w:t>Biological Conservation</w:t>
       </w:r>
       <w:r>
         <w:t xml:space="preserve">, </w:t>
@@ -13282,10 +13354,10 @@
           <w:i/>
           <w:iCs/>
         </w:rPr>
-        <w:t>30</w:t>
-      </w:r>
-      <w:r>
-        <w:t>(5), e17299. https://doi.org/10.1111/gcb.17299</w:t>
+        <w:t>167</w:t>
+      </w:r>
+      <w:r>
+        <w:t>, 298–309. https://doi.org/10.1016/j.biocon.2013.08.030</w:t>
       </w:r>
     </w:p>
     <w:p>
@@ -13293,27 +13365,17 @@
         <w:pStyle w:val="Bibliography"/>
       </w:pPr>
       <w:r>
-        <w:t xml:space="preserve">Hofmann, D. D., Cozzi, G., McNutt, J. W., Ozgul, A., &amp; Behr, D. M. (2023). A Three-Step Approach for Assessing Landscape Connectivity Via Simulated Dispersal: African Wild Dog Case Study. </w:t>
+        <w:t xml:space="preserve">Kassambara, A. (2024). </w:t>
       </w:r>
       <w:r>
         <w:rPr>
           <w:i/>
           <w:iCs/>
         </w:rPr>
-        <w:t>Landscape Ecology</w:t>
-      </w:r>
-      <w:r>
-        <w:t xml:space="preserve">, </w:t>
-      </w:r>
-      <w:r>
-        <w:rPr>
-          <w:i/>
-          <w:iCs/>
-        </w:rPr>
-        <w:t>38</w:t>
-      </w:r>
-      <w:r>
-        <w:t>(4), 981–998. https://doi.org/10.1007/s10980-023-01602-4</w:t>
+        <w:t>ggpubr: “ggplot2” Based Publication Ready Plots</w:t>
+      </w:r>
+      <w:r>
+        <w:t xml:space="preserve"> (Version 0.6.0) [Computer software]. https://cran.r-project.org/web/packages/ggpubr/index.html</w:t>
       </w:r>
     </w:p>
     <w:p>
@@ -13321,14 +13383,15 @@
         <w:pStyle w:val="Bibliography"/>
       </w:pPr>
       <w:r>
-        <w:t xml:space="preserve">Kanagaraj, R., Wiegand, T., Kramer-Schadt, S., &amp; Goyal, S. P. (2013). Using Individual-Based Movement Models to Assess Inter-Patch Connectivity for Large Carnivores in Fragmented Landscapes. </w:t>
+        <w:lastRenderedPageBreak/>
+        <w:t xml:space="preserve">Kaszta, Ż., Cushman, S. A., &amp; Slotow, R. (2021). Temporal Non-Stationarity of Path-Selection Movement Models and Connectivity: An Example of African Elephants in Kruger National Park. </w:t>
       </w:r>
       <w:r>
         <w:rPr>
           <w:i/>
           <w:iCs/>
         </w:rPr>
-        <w:t>Biological Conservation</w:t>
+        <w:t>Frontiers in Ecology and Evolution</w:t>
       </w:r>
       <w:r>
         <w:t xml:space="preserve">, </w:t>
@@ -13338,10 +13401,10 @@
           <w:i/>
           <w:iCs/>
         </w:rPr>
-        <w:t>167</w:t>
-      </w:r>
-      <w:r>
-        <w:t>, 298–309. https://doi.org/10.1016/j.biocon.2013.08.030</w:t>
+        <w:t>9</w:t>
+      </w:r>
+      <w:r>
+        <w:t>, 553263. https://doi.org/10.3389/fevo.2021.553263</w:t>
       </w:r>
     </w:p>
     <w:p>
@@ -13349,17 +13412,27 @@
         <w:pStyle w:val="Bibliography"/>
       </w:pPr>
       <w:r>
-        <w:t xml:space="preserve">Kassambara, A. (2024). </w:t>
+        <w:t xml:space="preserve">Keeley, A. T. H., Beier, P., Creech, T., Jones, K., Jongman, R. H., Stonecipher, G., &amp; Tabor, G. M. (2019). Thirty Years of Connectivity Conservation Planning: An Assessment of Factors Influencing Plan Implementation. </w:t>
       </w:r>
       <w:r>
         <w:rPr>
           <w:i/>
           <w:iCs/>
         </w:rPr>
-        <w:t>ggpubr: “ggplot2” Based Publication Ready Plots</w:t>
-      </w:r>
-      <w:r>
-        <w:t xml:space="preserve"> (Version 0.6.0) [Computer software]. https://cran.r-project.org/web/packages/ggpubr/index.html</w:t>
+        <w:t>Environmental Research Letters</w:t>
+      </w:r>
+      <w:r>
+        <w:t xml:space="preserve">, </w:t>
+      </w:r>
+      <w:r>
+        <w:rPr>
+          <w:i/>
+          <w:iCs/>
+        </w:rPr>
+        <w:t>14</w:t>
+      </w:r>
+      <w:r>
+        <w:t>(10), 103001. https://doi.org/10.1088/1748-9326/ab3234</w:t>
       </w:r>
     </w:p>
     <w:p>
@@ -13367,28 +13440,17 @@
         <w:pStyle w:val="Bibliography"/>
       </w:pPr>
       <w:r>
-        <w:lastRenderedPageBreak/>
-        <w:t xml:space="preserve">Kaszta, Ż., Cushman, S. A., &amp; Slotow, R. (2021). Temporal Non-Stationarity of Path-Selection Movement Models and Connectivity: An Example of African Elephants in Kruger National Park. </w:t>
+        <w:t xml:space="preserve">Kubota, T., Aonashi, K., Ushio, T., Shige, S., Takayabu, Y. N., Kachi, M., Arai, Y., Tashima, T., Masaki, T., Kawamoto, N., Mega, T., Yamamoto, M. K., Hamada, A., Yamaji, M., Liu, G., &amp; Oki, R. (2020). Global Satellite Mapping of Precipitation (GSMaP) Products in the GPM Era. In V. Levizzani, C. Kidd, D. B. Kirschbaum, C. D. Kummerow, K. Nakamura, &amp; F. J. Turk (Eds.), </w:t>
       </w:r>
       <w:r>
         <w:rPr>
           <w:i/>
           <w:iCs/>
         </w:rPr>
-        <w:t>Frontiers in Ecology and Evolution</w:t>
-      </w:r>
-      <w:r>
-        <w:t xml:space="preserve">, </w:t>
-      </w:r>
-      <w:r>
-        <w:rPr>
-          <w:i/>
-          <w:iCs/>
-        </w:rPr>
-        <w:t>9</w:t>
-      </w:r>
-      <w:r>
-        <w:t>, 553263. https://doi.org/10.3389/fevo.2021.553263</w:t>
+        <w:t>Satellite Precipitation Measurement: Volume 1</w:t>
+      </w:r>
+      <w:r>
+        <w:t xml:space="preserve"> (pp. 355–373). Springer International Publishing. https://doi.org/10.1007/978-3-030-24568-9_20</w:t>
       </w:r>
     </w:p>
     <w:p>
@@ -13396,27 +13458,17 @@
         <w:pStyle w:val="Bibliography"/>
       </w:pPr>
       <w:r>
-        <w:t xml:space="preserve">Keeley, A. T. H., Beier, P., Creech, T., Jones, K., Jongman, R. H., Stonecipher, G., &amp; Tabor, G. M. (2019). Thirty Years of Connectivity Conservation Planning: An Assessment of Factors Influencing Plan Implementation. </w:t>
+        <w:t xml:space="preserve">MacArthur, R. H., &amp; Wilson, E. O. (2001). </w:t>
       </w:r>
       <w:r>
         <w:rPr>
           <w:i/>
           <w:iCs/>
         </w:rPr>
-        <w:t>Environmental Research Letters</w:t>
-      </w:r>
-      <w:r>
-        <w:t xml:space="preserve">, </w:t>
-      </w:r>
-      <w:r>
-        <w:rPr>
-          <w:i/>
-          <w:iCs/>
-        </w:rPr>
-        <w:t>14</w:t>
-      </w:r>
-      <w:r>
-        <w:t>(10), 103001. https://doi.org/10.1088/1748-9326/ab3234</w:t>
+        <w:t>The Theory of Island Biogeography</w:t>
+      </w:r>
+      <w:r>
+        <w:t>. Princeton University Press. https://doi.org/10.1515/9781400881376</w:t>
       </w:r>
     </w:p>
     <w:p>
@@ -13424,17 +13476,17 @@
         <w:pStyle w:val="Bibliography"/>
       </w:pPr>
       <w:r>
-        <w:t xml:space="preserve">Kubota, T., Aonashi, K., Ushio, T., Shige, S., Takayabu, Y. N., Kachi, M., Arai, Y., Tashima, T., Masaki, T., Kawamoto, N., Mega, T., Yamamoto, M. K., Hamada, A., Yamaji, M., Liu, G., &amp; Oki, R. (2020). Global Satellite Mapping of Precipitation (GSMaP) Products in the GPM Era. In V. Levizzani, C. Kidd, D. B. Kirschbaum, C. D. Kummerow, K. Nakamura, &amp; F. J. Turk (Eds.), </w:t>
+        <w:t xml:space="preserve">Manly, B. F., McDonald, L., Thomas, D. L., McDonald, T. L., &amp; Erickson, W. P. (2007). </w:t>
       </w:r>
       <w:r>
         <w:rPr>
           <w:i/>
           <w:iCs/>
         </w:rPr>
-        <w:t>Satellite Precipitation Measurement: Volume 1</w:t>
-      </w:r>
-      <w:r>
-        <w:t xml:space="preserve"> (pp. 355–373). Springer International Publishing. https://doi.org/10.1007/978-3-030-24568-9_20</w:t>
+        <w:t>Resource Selection by Animals: Statistical Design and Analysis for Field Studies</w:t>
+      </w:r>
+      <w:r>
+        <w:t>. Springer Science &amp; Business Media.</w:t>
       </w:r>
     </w:p>
     <w:p>
@@ -13442,17 +13494,27 @@
         <w:pStyle w:val="Bibliography"/>
       </w:pPr>
       <w:r>
-        <w:t xml:space="preserve">MacArthur, R. H., &amp; Wilson, E. O. (2001). </w:t>
+        <w:t xml:space="preserve">Martensen, A. C., Saura, S., &amp; Fortin, M. (2017). Spatio‐Temporal Connectivity: Assessing the Amount of Reachable Habitat in Dynamic Landscapes. </w:t>
       </w:r>
       <w:r>
         <w:rPr>
           <w:i/>
           <w:iCs/>
         </w:rPr>
-        <w:t>The Theory of Island Biogeography</w:t>
-      </w:r>
-      <w:r>
-        <w:t>. Princeton University Press. https://doi.org/10.1515/9781400881376</w:t>
+        <w:t>Methods in Ecology and Evolution</w:t>
+      </w:r>
+      <w:r>
+        <w:t xml:space="preserve">, </w:t>
+      </w:r>
+      <w:r>
+        <w:rPr>
+          <w:i/>
+          <w:iCs/>
+        </w:rPr>
+        <w:t>8</w:t>
+      </w:r>
+      <w:r>
+        <w:t>(10), 1253–1264. https://doi.org/10.1111/2041-210X.12799</w:t>
       </w:r>
     </w:p>
     <w:p>
@@ -13460,17 +13522,27 @@
         <w:pStyle w:val="Bibliography"/>
       </w:pPr>
       <w:r>
-        <w:t xml:space="preserve">Manly, B. F., McDonald, L., Thomas, D. L., McDonald, T. L., &amp; Erickson, W. P. (2007). </w:t>
+        <w:t xml:space="preserve">Masenga, E. H., Jackson, C. R., Mjingo, E. E., Jacobson, A., Riggio, J., Lyamuya, R. D., Fyumagwa, R. D., Borner, M., &amp; Røskaft, E. (2016). Insights into Long-Distance Dispersal by African Wild Dogs in East Africa. </w:t>
       </w:r>
       <w:r>
         <w:rPr>
           <w:i/>
           <w:iCs/>
         </w:rPr>
-        <w:t>Resource Selection by Animals: Statistical Design and Analysis for Field Studies</w:t>
-      </w:r>
-      <w:r>
-        <w:t>. Springer Science &amp; Business Media.</w:t>
+        <w:t>African Journal of Ecology</w:t>
+      </w:r>
+      <w:r>
+        <w:t xml:space="preserve">, </w:t>
+      </w:r>
+      <w:r>
+        <w:rPr>
+          <w:i/>
+          <w:iCs/>
+        </w:rPr>
+        <w:t>54</w:t>
+      </w:r>
+      <w:r>
+        <w:t>(1), 95–98. https://doi.org/10.1111/aje.12244</w:t>
       </w:r>
     </w:p>
     <w:p>
@@ -13478,14 +13550,14 @@
         <w:pStyle w:val="Bibliography"/>
       </w:pPr>
       <w:r>
-        <w:t xml:space="preserve">Martensen, A. C., Saura, S., &amp; Fortin, M. (2017). Spatio‐Temporal Connectivity: Assessing the Amount of Reachable Habitat in Dynamic Landscapes. </w:t>
+        <w:t xml:space="preserve">McCarthy, J. M., Gumbricht, T., McCarthy, T., Frost, P., Wessels, K., &amp; Seidel, F. (2003). Flooding Patterns of the Okavango Wetland in Botswana between 1972 and 2000. </w:t>
       </w:r>
       <w:r>
         <w:rPr>
           <w:i/>
           <w:iCs/>
         </w:rPr>
-        <w:t>Methods in Ecology and Evolution</w:t>
+        <w:t>AMBIO: A Journal of the Human Environment</w:t>
       </w:r>
       <w:r>
         <w:t xml:space="preserve">, </w:t>
@@ -13495,10 +13567,10 @@
           <w:i/>
           <w:iCs/>
         </w:rPr>
-        <w:t>8</w:t>
-      </w:r>
-      <w:r>
-        <w:t>(10), 1253–1264. https://doi.org/10.1111/2041-210X.12799</w:t>
+        <w:t>32</w:t>
+      </w:r>
+      <w:r>
+        <w:t>(7), 453–457. https://doi.org/10.1579/0044-7447-32.7.453</w:t>
       </w:r>
     </w:p>
     <w:p>
@@ -13506,14 +13578,14 @@
         <w:pStyle w:val="Bibliography"/>
       </w:pPr>
       <w:r>
-        <w:t xml:space="preserve">Masenga, E. H., Jackson, C. R., Mjingo, E. E., Jacobson, A., Riggio, J., Lyamuya, R. D., Fyumagwa, R. D., Borner, M., &amp; Røskaft, E. (2016). Insights into Long-Distance Dispersal by African Wild Dogs in East Africa. </w:t>
+        <w:t xml:space="preserve">McClure, M. L., Hansen, A. J., &amp; Inman, R. M. (2016). Connecting Models to Movements: Testing Connectivity Model Predictions Against Empirical Migration and Dispersal Data. </w:t>
       </w:r>
       <w:r>
         <w:rPr>
           <w:i/>
           <w:iCs/>
         </w:rPr>
-        <w:t>African Journal of Ecology</w:t>
+        <w:t>Landscape Ecology</w:t>
       </w:r>
       <w:r>
         <w:t xml:space="preserve">, </w:t>
@@ -13523,10 +13595,10 @@
           <w:i/>
           <w:iCs/>
         </w:rPr>
-        <w:t>54</w:t>
-      </w:r>
-      <w:r>
-        <w:t>(1), 95–98. https://doi.org/10.1111/aje.12244</w:t>
+        <w:t>31</w:t>
+      </w:r>
+      <w:r>
+        <w:t>(7), 1419–1432. https://doi.org/10.1007/s10980-016-0347-0</w:t>
       </w:r>
     </w:p>
     <w:p>
@@ -13534,14 +13606,14 @@
         <w:pStyle w:val="Bibliography"/>
       </w:pPr>
       <w:r>
-        <w:t xml:space="preserve">McCarthy, J. M., Gumbricht, T., McCarthy, T., Frost, P., Wessels, K., &amp; Seidel, F. (2003). Flooding Patterns of the Okavango Wetland in Botswana between 1972 and 2000. </w:t>
+        <w:t xml:space="preserve">McNutt, J. W. (1996). Sex-Biased Dispersal in African Wild Dogs, Lycaon pictus. </w:t>
       </w:r>
       <w:r>
         <w:rPr>
           <w:i/>
           <w:iCs/>
         </w:rPr>
-        <w:t>AMBIO: A Journal of the Human Environment</w:t>
+        <w:t>Animal Behaviour</w:t>
       </w:r>
       <w:r>
         <w:t xml:space="preserve">, </w:t>
@@ -13551,10 +13623,10 @@
           <w:i/>
           <w:iCs/>
         </w:rPr>
-        <w:t>32</w:t>
-      </w:r>
-      <w:r>
-        <w:t>(7), 453–457. https://doi.org/10.1579/0044-7447-32.7.453</w:t>
+        <w:t>52</w:t>
+      </w:r>
+      <w:r>
+        <w:t>(6), 1067–1077. https://doi.org/10.1006/anbe.1996.0254</w:t>
       </w:r>
     </w:p>
     <w:p>
@@ -13562,27 +13634,17 @@
         <w:pStyle w:val="Bibliography"/>
       </w:pPr>
       <w:r>
-        <w:t xml:space="preserve">McClure, M. L., Hansen, A. J., &amp; Inman, R. M. (2016). Connecting Models to Movements: Testing Connectivity Model Predictions Against Empirical Migration and Dispersal Data. </w:t>
+        <w:t xml:space="preserve">Mendelsohn, J. M., Vander Post, C., Ramberg, L., Murray-Hudson, M., Wolski, P., &amp; Mosepele, K. (2010). </w:t>
       </w:r>
       <w:r>
         <w:rPr>
           <w:i/>
           <w:iCs/>
         </w:rPr>
-        <w:t>Landscape Ecology</w:t>
-      </w:r>
-      <w:r>
-        <w:t xml:space="preserve">, </w:t>
-      </w:r>
-      <w:r>
-        <w:rPr>
-          <w:i/>
-          <w:iCs/>
-        </w:rPr>
-        <w:t>31</w:t>
-      </w:r>
-      <w:r>
-        <w:t>(7), 1419–1432. https://doi.org/10.1007/s10980-016-0347-0</w:t>
+        <w:t>Okavango Delta: Floods of Life</w:t>
+      </w:r>
+      <w:r>
+        <w:t>. RAISON.</w:t>
       </w:r>
     </w:p>
     <w:p>
@@ -13590,14 +13652,14 @@
         <w:pStyle w:val="Bibliography"/>
       </w:pPr>
       <w:r>
-        <w:t xml:space="preserve">McNutt, J. W. (1996). Sex-Biased Dispersal in African Wild Dogs, Lycaon pictus. </w:t>
+        <w:t xml:space="preserve">Merkle, J. A., Monteith, K. L., Aikens, E. O., Hayes, M. M., Hersey, K. R., Middleton, A. D., Oates, B. A., Sawyer, H., Scurlock, B. M., &amp; Kauffman, M. J. (2016). Large Herbivores Surf Waves of Green-up During Spring. </w:t>
       </w:r>
       <w:r>
         <w:rPr>
           <w:i/>
           <w:iCs/>
         </w:rPr>
-        <w:t>Animal Behaviour</w:t>
+        <w:t>Proceedings of the Royal Society B: Biological Sciences</w:t>
       </w:r>
       <w:r>
         <w:t xml:space="preserve">, </w:t>
@@ -13607,10 +13669,10 @@
           <w:i/>
           <w:iCs/>
         </w:rPr>
-        <w:t>52</w:t>
-      </w:r>
-      <w:r>
-        <w:t>(6), 1067–1077. https://doi.org/10.1006/anbe.1996.0254</w:t>
+        <w:t>283</w:t>
+      </w:r>
+      <w:r>
+        <w:t>(1833), 20160456. https://doi.org/10.1098/rspb.2016.0456</w:t>
       </w:r>
     </w:p>
     <w:p>
@@ -13618,17 +13680,27 @@
         <w:pStyle w:val="Bibliography"/>
       </w:pPr>
       <w:r>
-        <w:t xml:space="preserve">Mendelsohn, J. M., Vander Post, C., Ramberg, L., Murray-Hudson, M., Wolski, P., &amp; Mosepele, K. (2010). </w:t>
+        <w:t xml:space="preserve">Morrissey, M. B., &amp; Ruxton, G. D. (2018). Multiple Regression Is Not Multiple Regressions: The Meaning of Multiple Regression and the Non-Problem of Collinearity. </w:t>
       </w:r>
       <w:r>
         <w:rPr>
           <w:i/>
           <w:iCs/>
         </w:rPr>
-        <w:t>Okavango Delta: Floods of Life</w:t>
-      </w:r>
-      <w:r>
-        <w:t>. RAISON.</w:t>
+        <w:t>Philosophy, Theory, and Practice in Biology</w:t>
+      </w:r>
+      <w:r>
+        <w:t xml:space="preserve">, </w:t>
+      </w:r>
+      <w:r>
+        <w:rPr>
+          <w:i/>
+          <w:iCs/>
+        </w:rPr>
+        <w:t>10</w:t>
+      </w:r>
+      <w:r>
+        <w:t>(20220112). https://doi.org/10.3998/ptpbio.16039257.0010.003</w:t>
       </w:r>
     </w:p>
     <w:p>
@@ -13636,14 +13708,20 @@
         <w:pStyle w:val="Bibliography"/>
       </w:pPr>
       <w:r>
-        <w:t xml:space="preserve">Merkle, J. A., Monteith, K. L., Aikens, E. O., Hayes, M. M., Hersey, K. R., Middleton, A. D., Oates, B. A., Sawyer, H., Scurlock, B. M., &amp; Kauffman, M. J. (2016). Large Herbivores Surf Waves of Green-up During Spring. </w:t>
+        <w:rPr>
+          <w:lang w:val="de-CH"/>
+        </w:rPr>
+        <w:t xml:space="preserve">Muff, S., Signer, J., &amp; Fieberg, J. (2020). </w:t>
+      </w:r>
+      <w:r>
+        <w:t xml:space="preserve">Accounting for Individual-Specific Variation in Habitat-Selection Studies: Efficient Estimation of Mixed-Effects Models Using Bayesian or Frequentist Computation. </w:t>
       </w:r>
       <w:r>
         <w:rPr>
           <w:i/>
           <w:iCs/>
         </w:rPr>
-        <w:t>Proceedings of the Royal Society B: Biological Sciences</w:t>
+        <w:t>Journal of Animal Ecology</w:t>
       </w:r>
       <w:r>
         <w:t xml:space="preserve">, </w:t>
@@ -13653,10 +13731,10 @@
           <w:i/>
           <w:iCs/>
         </w:rPr>
-        <w:t>283</w:t>
-      </w:r>
-      <w:r>
-        <w:t>(1833), 20160456. https://doi.org/10.1098/rspb.2016.0456</w:t>
+        <w:t>89</w:t>
+      </w:r>
+      <w:r>
+        <w:t>(1), 80–92. https://doi.org/10.1111/1365-2656.13087</w:t>
       </w:r>
     </w:p>
     <w:p>
@@ -13664,14 +13742,14 @@
         <w:pStyle w:val="Bibliography"/>
       </w:pPr>
       <w:r>
-        <w:t xml:space="preserve">Morrissey, M. B., &amp; Ruxton, G. D. (2018). Multiple Regression Is Not Multiple Regressions: The Meaning of Multiple Regression and the Non-Problem of Collinearity. </w:t>
+        <w:t xml:space="preserve">Mui, A. B., Caverhill, B., Johnson, B., Fortin, M.-J., &amp; He, Y. (2017). Using Multiple Metrics to Estimate Seasonal Landscape Connectivity for Blanding’s Turtles (Emydoidea blandingii) in a Fragmented Landscape. </w:t>
       </w:r>
       <w:r>
         <w:rPr>
           <w:i/>
           <w:iCs/>
         </w:rPr>
-        <w:t>Philosophy, Theory, and Practice in Biology</w:t>
+        <w:t>Landscape Ecology</w:t>
       </w:r>
       <w:r>
         <w:t xml:space="preserve">, </w:t>
@@ -13681,10 +13759,10 @@
           <w:i/>
           <w:iCs/>
         </w:rPr>
-        <w:t>10</w:t>
-      </w:r>
-      <w:r>
-        <w:t>(20220112). https://doi.org/10.3998/ptpbio.16039257.0010.003</w:t>
+        <w:t>32</w:t>
+      </w:r>
+      <w:r>
+        <w:t>(3), 531–546. https://doi.org/10.1007/s10980-016-0456-9</w:t>
       </w:r>
     </w:p>
     <w:p>
@@ -13692,20 +13770,15 @@
         <w:pStyle w:val="Bibliography"/>
       </w:pPr>
       <w:r>
-        <w:rPr>
-          <w:lang w:val="de-CH"/>
-        </w:rPr>
-        <w:t xml:space="preserve">Muff, S., Signer, J., &amp; Fieberg, J. (2020). </w:t>
-      </w:r>
-      <w:r>
-        <w:t xml:space="preserve">Accounting for Individual-Specific Variation in Habitat-Selection Studies: Efficient Estimation of Mixed-Effects Models Using Bayesian or Frequentist Computation. </w:t>
+        <w:lastRenderedPageBreak/>
+        <w:t xml:space="preserve">Muñoz-Sabater, J., Dutra, E., Agustí-Panareda, A., Albergel, C., Arduini, G., Balsamo, G., Boussetta, S., Choulga, M., Harrigan, S., &amp; Hersbach, H. (2021). ERA5-Land: A state-of-the-art global reanalysis dataset for land applications. </w:t>
       </w:r>
       <w:r>
         <w:rPr>
           <w:i/>
           <w:iCs/>
         </w:rPr>
-        <w:t>Journal of Animal Ecology</w:t>
+        <w:t>Earth System Science Data</w:t>
       </w:r>
       <w:r>
         <w:t xml:space="preserve">, </w:t>
@@ -13715,10 +13788,10 @@
           <w:i/>
           <w:iCs/>
         </w:rPr>
-        <w:t>89</w:t>
-      </w:r>
-      <w:r>
-        <w:t>(1), 80–92. https://doi.org/10.1111/1365-2656.13087</w:t>
+        <w:t>13</w:t>
+      </w:r>
+      <w:r>
+        <w:t>(9), 4349–4383.</w:t>
       </w:r>
     </w:p>
     <w:p>
@@ -13726,14 +13799,14 @@
         <w:pStyle w:val="Bibliography"/>
       </w:pPr>
       <w:r>
-        <w:t xml:space="preserve">Mui, A. B., Caverhill, B., Johnson, B., Fortin, M.-J., &amp; He, Y. (2017). Using Multiple Metrics to Estimate Seasonal Landscape Connectivity for Blanding’s Turtles (Emydoidea blandingii) in a Fragmented Landscape. </w:t>
+        <w:t xml:space="preserve">Naidoo, R., Chase, M. J., Beytell, P., Du Preez, P., Landen, K., Stuart-Hill, G., &amp; Taylor, R. (2016). A Newly Discovered Wildlife Migration in Namibia and Botswana Is the Longest in Africa. </w:t>
       </w:r>
       <w:r>
         <w:rPr>
           <w:i/>
           <w:iCs/>
         </w:rPr>
-        <w:t>Landscape Ecology</w:t>
+        <w:t>Oryx</w:t>
       </w:r>
       <w:r>
         <w:t xml:space="preserve">, </w:t>
@@ -13743,10 +13816,10 @@
           <w:i/>
           <w:iCs/>
         </w:rPr>
-        <w:t>32</w:t>
-      </w:r>
-      <w:r>
-        <w:t>(3), 531–546. https://doi.org/10.1007/s10980-016-0456-9</w:t>
+        <w:t>50</w:t>
+      </w:r>
+      <w:r>
+        <w:t>(1), 138–146. https://doi.org/10.1017/S0030605314000222</w:t>
       </w:r>
     </w:p>
     <w:p>
@@ -13754,15 +13827,14 @@
         <w:pStyle w:val="Bibliography"/>
       </w:pPr>
       <w:r>
-        <w:lastRenderedPageBreak/>
-        <w:t xml:space="preserve">Muñoz-Sabater, J., Dutra, E., Agustí-Panareda, A., Albergel, C., Arduini, G., Balsamo, G., Boussetta, S., Choulga, M., Harrigan, S., &amp; Hersbach, H. (2021). ERA5-Land: A state-of-the-art global reanalysis dataset for land applications. </w:t>
+        <w:t xml:space="preserve">O’Neill, H. M. K., Durant, S. M., &amp; Woodroffe, R. (2020). What Wild Dogs Want: Habitat Selection Differs Across Life Stages and Orders of Selection in a Wide-Ranging Carnivore. </w:t>
       </w:r>
       <w:r>
         <w:rPr>
           <w:i/>
           <w:iCs/>
         </w:rPr>
-        <w:t>Earth System Science Data</w:t>
+        <w:t>BMC Zoology</w:t>
       </w:r>
       <w:r>
         <w:t xml:space="preserve">, </w:t>
@@ -13772,10 +13844,10 @@
           <w:i/>
           <w:iCs/>
         </w:rPr>
-        <w:t>13</w:t>
-      </w:r>
-      <w:r>
-        <w:t>(9), 4349–4383.</w:t>
+        <w:t>5</w:t>
+      </w:r>
+      <w:r>
+        <w:t>(1). https://doi.org/10.1186/s40850-019-0050-0</w:t>
       </w:r>
     </w:p>
     <w:p>
@@ -13783,27 +13855,17 @@
         <w:pStyle w:val="Bibliography"/>
       </w:pPr>
       <w:r>
-        <w:t xml:space="preserve">Naidoo, R., Chase, M. J., Beytell, P., Du Preez, P., Landen, K., Stuart-Hill, G., &amp; Taylor, R. (2016). A Newly Discovered Wildlife Migration in Namibia and Botswana Is the Longest in Africa. </w:t>
+        <w:t xml:space="preserve">OpenStreetMap Contributors. (2025). </w:t>
       </w:r>
       <w:r>
         <w:rPr>
           <w:i/>
           <w:iCs/>
         </w:rPr>
-        <w:t>Oryx</w:t>
-      </w:r>
-      <w:r>
-        <w:t xml:space="preserve">, </w:t>
-      </w:r>
-      <w:r>
-        <w:rPr>
-          <w:i/>
-          <w:iCs/>
-        </w:rPr>
-        <w:t>50</w:t>
-      </w:r>
-      <w:r>
-        <w:t>(1), 138–146. https://doi.org/10.1017/S0030605314000222</w:t>
+        <w:t>OpenStreetMap</w:t>
+      </w:r>
+      <w:r>
+        <w:t>. https://www.openstreetmap.org</w:t>
       </w:r>
     </w:p>
     <w:p>
@@ -13811,14 +13873,14 @@
         <w:pStyle w:val="Bibliography"/>
       </w:pPr>
       <w:r>
-        <w:t xml:space="preserve">O’Neill, H. M. K., Durant, S. M., &amp; Woodroffe, R. (2020). What Wild Dogs Want: Habitat Selection Differs Across Life Stages and Orders of Selection in a Wide-Ranging Carnivore. </w:t>
+        <w:t xml:space="preserve">Osipova, L., Okello, M. M., Njumbi, S. J., Ngene, S., Western, D., Hayward, M. W., &amp; Balkenhol, N. (2019). Using Step‐Selection Functions to Model Landscape Connectivity for African Elephants: Accounting for Variability Across Individuals and Seasons. </w:t>
       </w:r>
       <w:r>
         <w:rPr>
           <w:i/>
           <w:iCs/>
         </w:rPr>
-        <w:t>BMC Zoology</w:t>
+        <w:t>Animal Conservation</w:t>
       </w:r>
       <w:r>
         <w:t xml:space="preserve">, </w:t>
@@ -13828,10 +13890,10 @@
           <w:i/>
           <w:iCs/>
         </w:rPr>
-        <w:t>5</w:t>
-      </w:r>
-      <w:r>
-        <w:t>(1). https://doi.org/10.1186/s40850-019-0050-0</w:t>
+        <w:t>22</w:t>
+      </w:r>
+      <w:r>
+        <w:t>(1), 35–48. https://doi.org/10.1111/acv.12432</w:t>
       </w:r>
     </w:p>
     <w:p>
@@ -13839,17 +13901,27 @@
         <w:pStyle w:val="Bibliography"/>
       </w:pPr>
       <w:r>
-        <w:t xml:space="preserve">OpenStreetMap Contributors. (2025). </w:t>
+        <w:t xml:space="preserve">Perrin, N., &amp; Mazalov, V. (2000). Local Competition, Inbreeding, and the Evolution of Sex‐Biased Dispersal. </w:t>
       </w:r>
       <w:r>
         <w:rPr>
           <w:i/>
           <w:iCs/>
         </w:rPr>
-        <w:t>OpenStreetMap</w:t>
-      </w:r>
-      <w:r>
-        <w:t>. https://www.openstreetmap.org</w:t>
+        <w:t>The American Naturalist</w:t>
+      </w:r>
+      <w:r>
+        <w:t xml:space="preserve">, </w:t>
+      </w:r>
+      <w:r>
+        <w:rPr>
+          <w:i/>
+          <w:iCs/>
+        </w:rPr>
+        <w:t>155</w:t>
+      </w:r>
+      <w:r>
+        <w:t>(1), 116–127. https://doi.org/10.1086/303296</w:t>
       </w:r>
     </w:p>
     <w:p>
@@ -13857,14 +13929,14 @@
         <w:pStyle w:val="Bibliography"/>
       </w:pPr>
       <w:r>
-        <w:t xml:space="preserve">Osipova, L., Okello, M. M., Njumbi, S. J., Ngene, S., Western, D., Hayward, M. W., &amp; Balkenhol, N. (2019). Using Step‐Selection Functions to Model Landscape Connectivity for African Elephants: Accounting for Variability Across Individuals and Seasons. </w:t>
+        <w:t xml:space="preserve">Potts, J. R., &amp; Börger, L. (2023). How to Scale up from Animal Movement Decisions to Spatiotemporal Patterns: An Approach Via Step Selection. </w:t>
       </w:r>
       <w:r>
         <w:rPr>
           <w:i/>
           <w:iCs/>
         </w:rPr>
-        <w:t>Animal Conservation</w:t>
+        <w:t>Journal of Animal Ecology</w:t>
       </w:r>
       <w:r>
         <w:t xml:space="preserve">, </w:t>
@@ -13874,10 +13946,10 @@
           <w:i/>
           <w:iCs/>
         </w:rPr>
-        <w:t>22</w:t>
-      </w:r>
-      <w:r>
-        <w:t>(1), 35–48. https://doi.org/10.1111/acv.12432</w:t>
+        <w:t>92</w:t>
+      </w:r>
+      <w:r>
+        <w:t>(1), 16–29. https://doi.org/10.1111/1365-2656.13832</w:t>
       </w:r>
     </w:p>
     <w:p>
@@ -13885,27 +13957,17 @@
         <w:pStyle w:val="Bibliography"/>
       </w:pPr>
       <w:r>
-        <w:t xml:space="preserve">Perrin, N., &amp; Mazalov, V. (2000). Local Competition, Inbreeding, and the Evolution of Sex‐Biased Dispersal. </w:t>
+        <w:t xml:space="preserve">Puy, A., &amp; Saltelli, A. (2022). </w:t>
       </w:r>
       <w:r>
         <w:rPr>
           <w:i/>
           <w:iCs/>
         </w:rPr>
-        <w:t>The American Naturalist</w:t>
-      </w:r>
-      <w:r>
-        <w:t xml:space="preserve">, </w:t>
-      </w:r>
-      <w:r>
-        <w:rPr>
-          <w:i/>
-          <w:iCs/>
-        </w:rPr>
-        <w:t>155</w:t>
-      </w:r>
-      <w:r>
-        <w:t>(1), 116–127. https://doi.org/10.1086/303296</w:t>
+        <w:t>Mind the Hubris: Complexity Can Misfire</w:t>
+      </w:r>
+      <w:r>
+        <w:t xml:space="preserve"> (arXiv:2207.12230). arXiv. http://arxiv.org/abs/2207.12230</w:t>
       </w:r>
     </w:p>
     <w:p>
@@ -13913,27 +13975,17 @@
         <w:pStyle w:val="Bibliography"/>
       </w:pPr>
       <w:r>
-        <w:t xml:space="preserve">Potts, J. R., &amp; Börger, L. (2023). How to Scale up from Animal Movement Decisions to Spatiotemporal Patterns: An Approach Via Step Selection. </w:t>
+        <w:t xml:space="preserve">R Core Team. (2025). </w:t>
       </w:r>
       <w:r>
         <w:rPr>
           <w:i/>
           <w:iCs/>
         </w:rPr>
-        <w:t>Journal of Animal Ecology</w:t>
-      </w:r>
-      <w:r>
-        <w:t xml:space="preserve">, </w:t>
-      </w:r>
-      <w:r>
-        <w:rPr>
-          <w:i/>
-          <w:iCs/>
-        </w:rPr>
-        <w:t>92</w:t>
-      </w:r>
-      <w:r>
-        <w:t>(1), 16–29. https://doi.org/10.1111/1365-2656.13832</w:t>
+        <w:t>R: A Language and Environment for Statistical Computing</w:t>
+      </w:r>
+      <w:r>
+        <w:t xml:space="preserve"> [Manual]. R Foundation for Statistical Computing. https://www.R-project.org/</w:t>
       </w:r>
     </w:p>
     <w:p>
@@ -13941,17 +13993,27 @@
         <w:pStyle w:val="Bibliography"/>
       </w:pPr>
       <w:r>
-        <w:t xml:space="preserve">Puy, A., &amp; Saltelli, A. (2022). </w:t>
+        <w:t xml:space="preserve">Rabaiotti, D., &amp; Woodroffe, R. (2019). Coping with Climate Change: Limited Behavioral Responses to Hot Weather in a Tropical Carnivore. </w:t>
       </w:r>
       <w:r>
         <w:rPr>
           <w:i/>
           <w:iCs/>
         </w:rPr>
-        <w:t>Mind the Hubris: Complexity Can Misfire</w:t>
-      </w:r>
-      <w:r>
-        <w:t xml:space="preserve"> (arXiv:2207.12230). arXiv. http://arxiv.org/abs/2207.12230</w:t>
+        <w:t>Oecologia</w:t>
+      </w:r>
+      <w:r>
+        <w:t xml:space="preserve">, </w:t>
+      </w:r>
+      <w:r>
+        <w:rPr>
+          <w:i/>
+          <w:iCs/>
+        </w:rPr>
+        <w:t>189</w:t>
+      </w:r>
+      <w:r>
+        <w:t>(3), 587–599. https://doi.org/10.1007/s00442-018-04329-1</w:t>
       </w:r>
     </w:p>
     <w:p>
@@ -13959,17 +14021,27 @@
         <w:pStyle w:val="Bibliography"/>
       </w:pPr>
       <w:r>
-        <w:t xml:space="preserve">R Core Team. (2025). </w:t>
+        <w:t xml:space="preserve">Ramberg, L., Hancock, P., Lindholm, M., Meyer, T., Ringrose, S., Sliva, J., Van As, J., &amp; Vander Post, C. (2006). Species Diversity of the Okavango Delta, Botswana. </w:t>
       </w:r>
       <w:r>
         <w:rPr>
           <w:i/>
           <w:iCs/>
         </w:rPr>
-        <w:t>R: A Language and Environment for Statistical Computing</w:t>
-      </w:r>
-      <w:r>
-        <w:t xml:space="preserve"> [Manual]. R Foundation for Statistical Computing. https://www.R-project.org/</w:t>
+        <w:t>Aquatic Sciences</w:t>
+      </w:r>
+      <w:r>
+        <w:t xml:space="preserve">, </w:t>
+      </w:r>
+      <w:r>
+        <w:rPr>
+          <w:i/>
+          <w:iCs/>
+        </w:rPr>
+        <w:t>68</w:t>
+      </w:r>
+      <w:r>
+        <w:t>(3), 310–337. https://doi.org/10.1007/s00027-006-0857-y</w:t>
       </w:r>
     </w:p>
     <w:p>
@@ -13977,14 +14049,20 @@
         <w:pStyle w:val="Bibliography"/>
       </w:pPr>
       <w:r>
-        <w:t xml:space="preserve">Rabaiotti, D., &amp; Woodroffe, R. (2019). Coping with Climate Change: Limited Behavioral Responses to Hot Weather in a Tropical Carnivore. </w:t>
+        <w:rPr>
+          <w:lang w:val="de-CH"/>
+        </w:rPr>
+        <w:t xml:space="preserve">Rasmussen, G. S. A., &amp; Macdonald, D. W. (2012). </w:t>
+      </w:r>
+      <w:r>
+        <w:t xml:space="preserve">Masking of the Zeitgeber: African Wild Dogs Mitigate Persecution by Balancing Time. </w:t>
       </w:r>
       <w:r>
         <w:rPr>
           <w:i/>
           <w:iCs/>
         </w:rPr>
-        <w:t>Oecologia</w:t>
+        <w:t>Journal of Zoology</w:t>
       </w:r>
       <w:r>
         <w:t xml:space="preserve">, </w:t>
@@ -13994,10 +14072,10 @@
           <w:i/>
           <w:iCs/>
         </w:rPr>
-        <w:t>189</w:t>
-      </w:r>
-      <w:r>
-        <w:t>(3), 587–599. https://doi.org/10.1007/s00442-018-04329-1</w:t>
+        <w:t>286</w:t>
+      </w:r>
+      <w:r>
+        <w:t>(3), 232–242. https://doi.org/10.1111/j.1469-7998.2011.00874.x</w:t>
       </w:r>
     </w:p>
     <w:p>
@@ -14005,27 +14083,17 @@
         <w:pStyle w:val="Bibliography"/>
       </w:pPr>
       <w:r>
-        <w:t xml:space="preserve">Ramberg, L., Hancock, P., Lindholm, M., Meyer, T., Ringrose, S., Sliva, J., Van As, J., &amp; Vander Post, C. (2006). Species Diversity of the Okavango Delta, Botswana. </w:t>
+        <w:t xml:space="preserve">Rudnick, D. A., Ryan, S. J., Beier, P., Cushman, S. A., Dieffenbach, F., Epps, C. W., Gerber, L. R., Hartter, J., Jenness, J. S., Kintsch, J., Merenlender, A. M., Perkl, R. M., Preziosi, D. V., &amp; Trombulak, S. C. (2012). The Role of Landscape Connectivity in Planning and Implementing Conservation and Restoration Priorities. In </w:t>
       </w:r>
       <w:r>
         <w:rPr>
           <w:i/>
           <w:iCs/>
         </w:rPr>
-        <w:t>Aquatic Sciences</w:t>
-      </w:r>
-      <w:r>
-        <w:t xml:space="preserve">, </w:t>
-      </w:r>
-      <w:r>
-        <w:rPr>
-          <w:i/>
-          <w:iCs/>
-        </w:rPr>
-        <w:t>68</w:t>
-      </w:r>
-      <w:r>
-        <w:t>(3), 310–337. https://doi.org/10.1007/s00027-006-0857-y</w:t>
+        <w:t>Issues in Ecology</w:t>
+      </w:r>
+      <w:r>
+        <w:t xml:space="preserve"> (Issue 16, pp. 1–23).</w:t>
       </w:r>
     </w:p>
     <w:p>
@@ -14033,20 +14101,14 @@
         <w:pStyle w:val="Bibliography"/>
       </w:pPr>
       <w:r>
-        <w:rPr>
-          <w:lang w:val="de-CH"/>
-        </w:rPr>
-        <w:t xml:space="preserve">Rasmussen, G. S. A., &amp; Macdonald, D. W. (2012). </w:t>
-      </w:r>
-      <w:r>
-        <w:t xml:space="preserve">Masking of the Zeitgeber: African Wild Dogs Mitigate Persecution by Balancing Time. </w:t>
+        <w:t xml:space="preserve">Rumiano, F., Wielgus, E., Miguel, E., Chamaillé-Jammes, S., Valls-Fox, H., Cornélis, D., Garine-Wichatitsky, M. D., Fritz, H., Caron, A., &amp; Tran, A. (2020). Remote Sensing of Environmental Drivers Influencing the Movement Ecology of Sympatric Wild and Domestic Ungulates in Semi-Arid Savannas, a Review. </w:t>
       </w:r>
       <w:r>
         <w:rPr>
           <w:i/>
           <w:iCs/>
         </w:rPr>
-        <w:t>Journal of Zoology</w:t>
+        <w:t>Remote Sensing</w:t>
       </w:r>
       <w:r>
         <w:t xml:space="preserve">, </w:t>
@@ -14056,10 +14118,10 @@
           <w:i/>
           <w:iCs/>
         </w:rPr>
-        <w:t>286</w:t>
-      </w:r>
-      <w:r>
-        <w:t>(3), 232–242. https://doi.org/10.1111/j.1469-7998.2011.00874.x</w:t>
+        <w:t>12</w:t>
+      </w:r>
+      <w:r>
+        <w:t>(19), 3218. https://doi.org/10.3390/rs12193218</w:t>
       </w:r>
     </w:p>
     <w:p>
@@ -14067,17 +14129,27 @@
         <w:pStyle w:val="Bibliography"/>
       </w:pPr>
       <w:r>
-        <w:t xml:space="preserve">Rudnick, D. A., Ryan, S. J., Beier, P., Cushman, S. A., Dieffenbach, F., Epps, C. W., Gerber, L. R., Hartter, J., Jenness, J. S., Kintsch, J., Merenlender, A. M., Perkl, R. M., Preziosi, D. V., &amp; Trombulak, S. C. (2012). The Role of Landscape Connectivity in Planning and Implementing Conservation and Restoration Priorities. In </w:t>
+        <w:t xml:space="preserve">Sandoval‐Seres, E., Moyo, W., Madhlamoto, D., Madzikanda, H., Blinston, P., Kotze, R., Van Der Meer, E., &amp; Loveridge, A. (2022). Long‐Distance African Wild Dog Dispersal Within the Kavango-Zambezi Transfrontier Conservation Area. </w:t>
       </w:r>
       <w:r>
         <w:rPr>
           <w:i/>
           <w:iCs/>
         </w:rPr>
-        <w:t>Issues in Ecology</w:t>
-      </w:r>
-      <w:r>
-        <w:t xml:space="preserve"> (Issue 16, pp. 1–23).</w:t>
+        <w:t>African Journal of Ecology</w:t>
+      </w:r>
+      <w:r>
+        <w:t xml:space="preserve">, </w:t>
+      </w:r>
+      <w:r>
+        <w:rPr>
+          <w:i/>
+          <w:iCs/>
+        </w:rPr>
+        <w:t>60</w:t>
+      </w:r>
+      <w:r>
+        <w:t>(4), 1262–1266. https://doi.org/10.1111/aje.13065</w:t>
       </w:r>
     </w:p>
     <w:p>
@@ -14085,14 +14157,14 @@
         <w:pStyle w:val="Bibliography"/>
       </w:pPr>
       <w:r>
-        <w:t xml:space="preserve">Rumiano, F., Wielgus, E., Miguel, E., Chamaillé-Jammes, S., Valls-Fox, H., Cornélis, D., Garine-Wichatitsky, M. D., Fritz, H., Caron, A., &amp; Tran, A. (2020). Remote Sensing of Environmental Drivers Influencing the Movement Ecology of Sympatric Wild and Domestic Ungulates in Semi-Arid Savannas, a Review. </w:t>
+        <w:t xml:space="preserve">Serneels, S., &amp; Lambin, E. F. (2001). Impact of Land-Use Changes on the Wildebeest Migration in the Northern Part of the Serengeti–Mara Ecosystem. </w:t>
       </w:r>
       <w:r>
         <w:rPr>
           <w:i/>
           <w:iCs/>
         </w:rPr>
-        <w:t>Remote Sensing</w:t>
+        <w:t>Journal of Biogeography</w:t>
       </w:r>
       <w:r>
         <w:t xml:space="preserve">, </w:t>
@@ -14102,38 +14174,50 @@
           <w:i/>
           <w:iCs/>
         </w:rPr>
-        <w:t>12</w:t>
-      </w:r>
-      <w:r>
-        <w:t>(19), 3218. https://doi.org/10.3390/rs12193218</w:t>
+        <w:t>28</w:t>
+      </w:r>
+      <w:r>
+        <w:t>(3), 391–407. https://doi.org/10.1046/j.1365-2699.2001.00557.x</w:t>
       </w:r>
     </w:p>
     <w:p>
       <w:pPr>
         <w:pStyle w:val="Bibliography"/>
-      </w:pPr>
-      <w:r>
-        <w:t xml:space="preserve">Sandoval‐Seres, E., Moyo, W., Madhlamoto, D., Madzikanda, H., Blinston, P., Kotze, R., Van Der Meer, E., &amp; Loveridge, A. (2022). Long‐Distance African Wild Dog Dispersal Within the Kavango-Zambezi Transfrontier Conservation Area. </w:t>
+        <w:rPr>
+          <w:lang w:val="de-CH"/>
+        </w:rPr>
+      </w:pPr>
+      <w:r>
+        <w:lastRenderedPageBreak/>
+        <w:t xml:space="preserve">Signer, J., Fieberg, J., &amp; Avgar, T. (2017). Estimating Utilization Distributions from Fitted Step-Selection Functions. </w:t>
       </w:r>
       <w:r>
         <w:rPr>
           <w:i/>
           <w:iCs/>
-        </w:rPr>
-        <w:t>African Journal of Ecology</w:t>
-      </w:r>
-      <w:r>
+          <w:lang w:val="de-CH"/>
+        </w:rPr>
+        <w:t>Ecosphere</w:t>
+      </w:r>
+      <w:r>
+        <w:rPr>
+          <w:lang w:val="de-CH"/>
+        </w:rPr>
         <w:t xml:space="preserve">, </w:t>
       </w:r>
       <w:r>
         <w:rPr>
           <w:i/>
           <w:iCs/>
-        </w:rPr>
-        <w:t>60</w:t>
-      </w:r>
-      <w:r>
-        <w:t>(4), 1262–1266. https://doi.org/10.1111/aje.13065</w:t>
+          <w:lang w:val="de-CH"/>
+        </w:rPr>
+        <w:t>8</w:t>
+      </w:r>
+      <w:r>
+        <w:rPr>
+          <w:lang w:val="de-CH"/>
+        </w:rPr>
+        <w:t>(4), e01771. https://doi.org/10.1002/ecs2.1771</w:t>
       </w:r>
     </w:p>
     <w:p>
@@ -14141,14 +14225,20 @@
         <w:pStyle w:val="Bibliography"/>
       </w:pPr>
       <w:r>
-        <w:t xml:space="preserve">Serneels, S., &amp; Lambin, E. F. (2001). Impact of Land-Use Changes on the Wildebeest Migration in the Northern Part of the Serengeti–Mara Ecosystem. </w:t>
+        <w:rPr>
+          <w:lang w:val="de-CH"/>
+        </w:rPr>
+        <w:t xml:space="preserve">Signer, J., Fieberg, J., Reineking, B., Schlägel, U. E., Smith, B. J., Balkenhol, N., &amp; Avgar, T. (2024). </w:t>
+      </w:r>
+      <w:r>
+        <w:t xml:space="preserve">Simulating Animal Space Use from Fitted Integrated Step-Selection Functions. </w:t>
       </w:r>
       <w:r>
         <w:rPr>
           <w:i/>
           <w:iCs/>
         </w:rPr>
-        <w:t>Journal of Biogeography</w:t>
+        <w:t>Methods in Ecology and Evolution</w:t>
       </w:r>
       <w:r>
         <w:t xml:space="preserve">, </w:t>
@@ -14158,50 +14248,38 @@
           <w:i/>
           <w:iCs/>
         </w:rPr>
-        <w:t>28</w:t>
-      </w:r>
-      <w:r>
-        <w:t>(3), 391–407. https://doi.org/10.1046/j.1365-2699.2001.00557.x</w:t>
+        <w:t>15</w:t>
+      </w:r>
+      <w:r>
+        <w:t>(1), 43–50. https://doi.org/10.1111/2041-210X.14263</w:t>
       </w:r>
     </w:p>
     <w:p>
       <w:pPr>
         <w:pStyle w:val="Bibliography"/>
-        <w:rPr>
-          <w:lang w:val="de-CH"/>
-        </w:rPr>
-      </w:pPr>
-      <w:r>
-        <w:lastRenderedPageBreak/>
-        <w:t xml:space="preserve">Signer, J., Fieberg, J., &amp; Avgar, T. (2017). Estimating Utilization Distributions from Fitted Step-Selection Functions. </w:t>
+      </w:pPr>
+      <w:r>
+        <w:t xml:space="preserve">Simpkins, C. E., &amp; Perry, G. L. W. (2017). Understanding the Impacts of Temporal Variability on Estimates of Landscape Connectivity. </w:t>
       </w:r>
       <w:r>
         <w:rPr>
           <w:i/>
           <w:iCs/>
-          <w:lang w:val="de-CH"/>
-        </w:rPr>
-        <w:t>Ecosphere</w:t>
-      </w:r>
-      <w:r>
-        <w:rPr>
-          <w:lang w:val="de-CH"/>
-        </w:rPr>
+        </w:rPr>
+        <w:t>Ecological Indicators</w:t>
+      </w:r>
+      <w:r>
         <w:t xml:space="preserve">, </w:t>
       </w:r>
       <w:r>
         <w:rPr>
           <w:i/>
           <w:iCs/>
-          <w:lang w:val="de-CH"/>
-        </w:rPr>
-        <w:t>8</w:t>
-      </w:r>
-      <w:r>
-        <w:rPr>
-          <w:lang w:val="de-CH"/>
-        </w:rPr>
-        <w:t>(4), e01771. https://doi.org/10.1002/ecs2.1771</w:t>
+        </w:rPr>
+        <w:t>83</w:t>
+      </w:r>
+      <w:r>
+        <w:t>, 243–248. https://doi.org/10.1016/j.ecolind.2017.08.008</w:t>
       </w:r>
     </w:p>
     <w:p>
@@ -14209,20 +14287,14 @@
         <w:pStyle w:val="Bibliography"/>
       </w:pPr>
       <w:r>
-        <w:rPr>
-          <w:lang w:val="de-CH"/>
-        </w:rPr>
-        <w:t xml:space="preserve">Signer, J., Fieberg, J., Reineking, B., Schlägel, U. E., Smith, B. J., Balkenhol, N., &amp; Avgar, T. (2024). </w:t>
-      </w:r>
-      <w:r>
-        <w:t xml:space="preserve">Simulating Animal Space Use from Fitted Integrated Step-Selection Functions. </w:t>
+        <w:t xml:space="preserve">Śmielak, M. K. (2023). Biologically Meaningful Moonlight Measures and Their Application in Ecological Research. </w:t>
       </w:r>
       <w:r>
         <w:rPr>
           <w:i/>
           <w:iCs/>
         </w:rPr>
-        <w:t>Methods in Ecology and Evolution</w:t>
+        <w:t>Behavioral Ecology and Sociobiology</w:t>
       </w:r>
       <w:r>
         <w:t xml:space="preserve">, </w:t>
@@ -14232,10 +14304,10 @@
           <w:i/>
           <w:iCs/>
         </w:rPr>
-        <w:t>15</w:t>
-      </w:r>
-      <w:r>
-        <w:t>(1), 43–50. https://doi.org/10.1111/2041-210X.14263</w:t>
+        <w:t>77</w:t>
+      </w:r>
+      <w:r>
+        <w:t>(2), 21. https://doi.org/10.1007/s00265-022-03287-2</w:t>
       </w:r>
     </w:p>
     <w:p>
@@ -14243,14 +14315,14 @@
         <w:pStyle w:val="Bibliography"/>
       </w:pPr>
       <w:r>
-        <w:t xml:space="preserve">Simpkins, C. E., &amp; Perry, G. L. W. (2017). Understanding the Impacts of Temporal Variability on Estimates of Landscape Connectivity. </w:t>
+        <w:t xml:space="preserve">Taylor, P. D., Fahrig, L., Henein, K., &amp; Merriam, G. (1993). Connectivity Is a Vital Element of Landscape Structure. </w:t>
       </w:r>
       <w:r>
         <w:rPr>
           <w:i/>
           <w:iCs/>
         </w:rPr>
-        <w:t>Ecological Indicators</w:t>
+        <w:t>Oikos</w:t>
       </w:r>
       <w:r>
         <w:t xml:space="preserve">, </w:t>
@@ -14260,10 +14332,10 @@
           <w:i/>
           <w:iCs/>
         </w:rPr>
-        <w:t>83</w:t>
-      </w:r>
-      <w:r>
-        <w:t>, 243–248. https://doi.org/10.1016/j.ecolind.2017.08.008</w:t>
+        <w:t>68</w:t>
+      </w:r>
+      <w:r>
+        <w:t>(3), 571–573. JSTOR. https://doi.org/10.2307/3544927</w:t>
       </w:r>
     </w:p>
     <w:p>
@@ -14271,27 +14343,27 @@
         <w:pStyle w:val="Bibliography"/>
       </w:pPr>
       <w:r>
-        <w:t xml:space="preserve">Śmielak, M. K. (2023). Biologically Meaningful Moonlight Measures and Their Application in Ecological Research. </w:t>
+        <w:t xml:space="preserve">Toth, C., &amp; Jóźków, G. (2016). Remote Sensing Platforms and Sensors: A Survey. </w:t>
       </w:r>
       <w:r>
         <w:rPr>
           <w:i/>
           <w:iCs/>
         </w:rPr>
-        <w:t>Behavioral Ecology and Sociobiology</w:t>
-      </w:r>
-      <w:r>
-        <w:t xml:space="preserve">, </w:t>
+        <w:t>ISPRS Journal of Photogrammetry and Remote Sensing, Theme Issue “State-of-the-Art in Photogrammetry, Remote Sensing and Spatial Information Science,”</w:t>
+      </w:r>
+      <w:r>
+        <w:t xml:space="preserve"> </w:t>
       </w:r>
       <w:r>
         <w:rPr>
           <w:i/>
           <w:iCs/>
         </w:rPr>
-        <w:t>77</w:t>
-      </w:r>
-      <w:r>
-        <w:t>(2), 21. https://doi.org/10.1007/s00265-022-03287-2</w:t>
+        <w:t>115</w:t>
+      </w:r>
+      <w:r>
+        <w:t>, 22–36. https://doi.org/10.1016/j.isprsjprs.2015.10.004</w:t>
       </w:r>
     </w:p>
     <w:p>
@@ -14299,27 +14371,17 @@
         <w:pStyle w:val="Bibliography"/>
       </w:pPr>
       <w:r>
-        <w:t xml:space="preserve">Taylor, P. D., Fahrig, L., Henein, K., &amp; Merriam, G. (1993). Connectivity Is a Vital Element of Landscape Structure. </w:t>
+        <w:t xml:space="preserve">Turchin, P. (1998). </w:t>
       </w:r>
       <w:r>
         <w:rPr>
           <w:i/>
           <w:iCs/>
         </w:rPr>
-        <w:t>Oikos</w:t>
-      </w:r>
-      <w:r>
-        <w:t xml:space="preserve">, </w:t>
-      </w:r>
-      <w:r>
-        <w:rPr>
-          <w:i/>
-          <w:iCs/>
-        </w:rPr>
-        <w:t>68</w:t>
-      </w:r>
-      <w:r>
-        <w:t>(3), 571–573. JSTOR. https://doi.org/10.2307/3544927</w:t>
+        <w:t>Quantitative Analysis of Movement: Measuring and Modeling Population Redistribution in Animals and Plants</w:t>
+      </w:r>
+      <w:r>
+        <w:t>. Sinauer Associates.</w:t>
       </w:r>
     </w:p>
     <w:p>
@@ -14327,27 +14389,27 @@
         <w:pStyle w:val="Bibliography"/>
       </w:pPr>
       <w:r>
-        <w:t xml:space="preserve">Toth, C., &amp; Jóźków, G. (2016). Remote Sensing Platforms and Sensors: A Survey. </w:t>
+        <w:t xml:space="preserve">Unnithan Kumar, S., Kaszta, Ż., &amp; Cushman, S. A. (2022). Pathwalker: A New Individual-Based Movement Model for Conservation Science and Connectivity Modelling. </w:t>
       </w:r>
       <w:r>
         <w:rPr>
           <w:i/>
           <w:iCs/>
         </w:rPr>
-        <w:t>ISPRS Journal of Photogrammetry and Remote Sensing, Theme Issue “State-of-the-Art in Photogrammetry, Remote Sensing and Spatial Information Science,”</w:t>
-      </w:r>
-      <w:r>
-        <w:t xml:space="preserve"> </w:t>
+        <w:t>ISPRS International Journal of Geo-Information</w:t>
+      </w:r>
+      <w:r>
+        <w:t xml:space="preserve">, </w:t>
       </w:r>
       <w:r>
         <w:rPr>
           <w:i/>
           <w:iCs/>
         </w:rPr>
-        <w:t>115</w:t>
-      </w:r>
-      <w:r>
-        <w:t>, 22–36. https://doi.org/10.1016/j.isprsjprs.2015.10.004</w:t>
+        <w:t>11</w:t>
+      </w:r>
+      <w:r>
+        <w:t>(6), 329. https://doi.org/10.3390/ijgi11060329</w:t>
       </w:r>
     </w:p>
     <w:p>
@@ -14355,17 +14417,17 @@
         <w:pStyle w:val="Bibliography"/>
       </w:pPr>
       <w:r>
-        <w:t xml:space="preserve">Turchin, P. (1998). </w:t>
+        <w:t xml:space="preserve">Vanhove, J. (2021). Collinearity Isn’t a Disease That Needs Curing. </w:t>
       </w:r>
       <w:r>
         <w:rPr>
           <w:i/>
           <w:iCs/>
         </w:rPr>
-        <w:t>Quantitative Analysis of Movement: Measuring and Modeling Population Redistribution in Animals and Plants</w:t>
-      </w:r>
-      <w:r>
-        <w:t>. Sinauer Associates.</w:t>
+        <w:t>Meta-Psychology</w:t>
+      </w:r>
+      <w:r>
+        <w:t>, 11.</w:t>
       </w:r>
     </w:p>
     <w:p>
@@ -14373,27 +14435,17 @@
         <w:pStyle w:val="Bibliography"/>
       </w:pPr>
       <w:r>
-        <w:t xml:space="preserve">Unnithan Kumar, S., Kaszta, Ż., &amp; Cushman, S. A. (2022). Pathwalker: A New Individual-Based Movement Model for Conservation Science and Connectivity Modelling. </w:t>
+        <w:t xml:space="preserve">Wickham, H., Chang, W., Henry, L., Pedersen, T. L., Takahashi, K., Wilke, C., Woo, K., Yutani, H., Dunnington, D., Posit, &amp; PBC. (2024). </w:t>
       </w:r>
       <w:r>
         <w:rPr>
           <w:i/>
           <w:iCs/>
         </w:rPr>
-        <w:t>ISPRS International Journal of Geo-Information</w:t>
-      </w:r>
-      <w:r>
-        <w:t xml:space="preserve">, </w:t>
-      </w:r>
-      <w:r>
-        <w:rPr>
-          <w:i/>
-          <w:iCs/>
-        </w:rPr>
-        <w:t>11</w:t>
-      </w:r>
-      <w:r>
-        <w:t>(6), 329. https://doi.org/10.3390/ijgi11060329</w:t>
+        <w:t>ggplot2: Create Elegant Data Visualisations Using the Grammar of Graphics</w:t>
+      </w:r>
+      <w:r>
+        <w:t xml:space="preserve"> (Version 3.4.3) [Computer software]. https://cran.r-project.org/web/packages/ggplot2/index.html</w:t>
       </w:r>
     </w:p>
     <w:p>
@@ -14401,17 +14453,17 @@
         <w:pStyle w:val="Bibliography"/>
       </w:pPr>
       <w:r>
-        <w:t xml:space="preserve">Vanhove, J. (2021). Collinearity Isn’t a Disease That Needs Curing. </w:t>
+        <w:t xml:space="preserve">Wilson, B. H., &amp; Dincer, T. (1976). An Introduction to the Hydrology and Hydrography of the Okavango Delta. Presented at the Symposium on the Okavango Delta and Its Future Utilization; Gaborone (Botswana); 30 Aug 1976. </w:t>
       </w:r>
       <w:r>
         <w:rPr>
           <w:i/>
           <w:iCs/>
         </w:rPr>
-        <w:t>Meta-Psychology</w:t>
-      </w:r>
-      <w:r>
-        <w:t>, 11.</w:t>
+        <w:t>Proceedings of the Symposium on the Okavango Delta and Its Future Utilization, Barone, Botswana</w:t>
+      </w:r>
+      <w:r>
+        <w:t>.</w:t>
       </w:r>
     </w:p>
     <w:p>
@@ -14419,17 +14471,27 @@
         <w:pStyle w:val="Bibliography"/>
       </w:pPr>
       <w:r>
-        <w:t xml:space="preserve">Wickham, H., Chang, W., Henry, L., Pedersen, T. L., Takahashi, K., Wilke, C., Woo, K., Yutani, H., Dunnington, D., Posit, &amp; PBC. (2024). </w:t>
+        <w:t xml:space="preserve">Wolski, P., Murray-Hudson, M., Thito, K., &amp; Cassidy, L. (2017). Keeping It Simple: Monitoring Flood Extent in Large Data-Poor Wetlands Using MODIS SWIR Data. </w:t>
       </w:r>
       <w:r>
         <w:rPr>
           <w:i/>
           <w:iCs/>
         </w:rPr>
-        <w:t>ggplot2: Create Elegant Data Visualisations Using the Grammar of Graphics</w:t>
-      </w:r>
-      <w:r>
-        <w:t xml:space="preserve"> (Version 3.4.3) [Computer software]. https://cran.r-project.org/web/packages/ggplot2/index.html</w:t>
+        <w:t>International Journal of Applied Earth Observation and Geoinformation</w:t>
+      </w:r>
+      <w:r>
+        <w:t xml:space="preserve">, </w:t>
+      </w:r>
+      <w:r>
+        <w:rPr>
+          <w:i/>
+          <w:iCs/>
+        </w:rPr>
+        <w:t>57</w:t>
+      </w:r>
+      <w:r>
+        <w:t>, 224–234. https://doi.org/10.1016/j.jag.2017.01.005</w:t>
       </w:r>
     </w:p>
     <w:p>
@@ -14437,17 +14499,27 @@
         <w:pStyle w:val="Bibliography"/>
       </w:pPr>
       <w:r>
-        <w:t xml:space="preserve">Wilson, B. H., &amp; Dincer, T. (1976). An Introduction to the Hydrology and Hydrography of the Okavango Delta. Presented at the Symposium on the Okavango Delta and Its Future Utilization; Gaborone (Botswana); 30 Aug 1976. </w:t>
+        <w:t xml:space="preserve">Woodroffe, R. (2011). Ranging Behaviour of African Wild Dog Packs in a Human-Dominated Landscape: Ranging Behaviour of African Wild Dogs. </w:t>
       </w:r>
       <w:r>
         <w:rPr>
           <w:i/>
           <w:iCs/>
         </w:rPr>
-        <w:t>Proceedings of the Symposium on the Okavango Delta and Its Future Utilization, Barone, Botswana</w:t>
-      </w:r>
-      <w:r>
-        <w:t>.</w:t>
+        <w:t>Journal of Zoology</w:t>
+      </w:r>
+      <w:r>
+        <w:t xml:space="preserve">, </w:t>
+      </w:r>
+      <w:r>
+        <w:rPr>
+          <w:i/>
+          <w:iCs/>
+        </w:rPr>
+        <w:t>283</w:t>
+      </w:r>
+      <w:r>
+        <w:t>(2), 88–97. https://doi.org/10.1111/j.1469-7998.2010.00747.x</w:t>
       </w:r>
     </w:p>
     <w:p>
@@ -14455,14 +14527,14 @@
         <w:pStyle w:val="Bibliography"/>
       </w:pPr>
       <w:r>
-        <w:t xml:space="preserve">Wolski, P., Murray-Hudson, M., Thito, K., &amp; Cassidy, L. (2017). Keeping It Simple: Monitoring Flood Extent in Large Data-Poor Wetlands Using MODIS SWIR Data. </w:t>
+        <w:t xml:space="preserve">Woodroffe, R., Rabaiotti, D., Ngatia, D. K., Smallwood, T. R. C., Strebel, S., &amp; O’Neill, H. M. K. (2020). Dispersal Behaviour of African Wild Dogs in Kenya. </w:t>
       </w:r>
       <w:r>
         <w:rPr>
           <w:i/>
           <w:iCs/>
         </w:rPr>
-        <w:t>International Journal of Applied Earth Observation and Geoinformation</w:t>
+        <w:t>African Journal of Ecology</w:t>
       </w:r>
       <w:r>
         <w:t xml:space="preserve">, </w:t>
@@ -14472,10 +14544,10 @@
           <w:i/>
           <w:iCs/>
         </w:rPr>
-        <w:t>57</w:t>
-      </w:r>
-      <w:r>
-        <w:t>, 224–234. https://doi.org/10.1016/j.jag.2017.01.005</w:t>
+        <w:t>58</w:t>
+      </w:r>
+      <w:r>
+        <w:t>(1), 46–57. https://doi.org/10.1111/aje.12689</w:t>
       </w:r>
     </w:p>
     <w:p>
@@ -14483,14 +14555,14 @@
         <w:pStyle w:val="Bibliography"/>
       </w:pPr>
       <w:r>
-        <w:t xml:space="preserve">Woodroffe, R. (2011). Ranging Behaviour of African Wild Dog Packs in a Human-Dominated Landscape: Ranging Behaviour of African Wild Dogs. </w:t>
+        <w:t xml:space="preserve">Xiong, J., Thenkabail, P., Tilton, J., Gumma, M., Teluguntla, P., Oliphant, A., Congalton, R., Yadav, K., &amp; Gorelick, N. (2017). Nominal 30-m Cropland Extent Map of Continental Africa by Integrating Pixel-Based and Object-Based Algorithms Using Sentinel-2 and Landsat-8 Data on Google Earth Engine. </w:t>
       </w:r>
       <w:r>
         <w:rPr>
           <w:i/>
           <w:iCs/>
         </w:rPr>
-        <w:t>Journal of Zoology</w:t>
+        <w:t>Remote Sensing</w:t>
       </w:r>
       <w:r>
         <w:t xml:space="preserve">, </w:t>
@@ -14500,10 +14572,10 @@
           <w:i/>
           <w:iCs/>
         </w:rPr>
-        <w:t>283</w:t>
-      </w:r>
-      <w:r>
-        <w:t>(2), 88–97. https://doi.org/10.1111/j.1469-7998.2010.00747.x</w:t>
+        <w:t>9</w:t>
+      </w:r>
+      <w:r>
+        <w:t>(10), 1065. https://doi.org/https://doi.org/10.3390/rs9101065</w:t>
       </w:r>
     </w:p>
     <w:p>
@@ -14511,27 +14583,17 @@
         <w:pStyle w:val="Bibliography"/>
       </w:pPr>
       <w:r>
-        <w:t xml:space="preserve">Woodroffe, R., Rabaiotti, D., Ngatia, D. K., Smallwood, T. R. C., Strebel, S., &amp; O’Neill, H. M. K. (2020). Dispersal Behaviour of African Wild Dogs in Kenya. </w:t>
+        <w:t xml:space="preserve">Yamazaki, D., Ikeshima, D., Sosa, J., Bates, P. D., Allen, G., &amp; Pavelsky, T. (2019). MERIT HYDRO: A High‐Resolution Global Hydrography Map Based on Latest Topography Datasets. </w:t>
       </w:r>
       <w:r>
         <w:rPr>
           <w:i/>
           <w:iCs/>
         </w:rPr>
-        <w:t>African Journal of Ecology</w:t>
-      </w:r>
-      <w:r>
-        <w:t xml:space="preserve">, </w:t>
-      </w:r>
-      <w:r>
-        <w:rPr>
-          <w:i/>
-          <w:iCs/>
-        </w:rPr>
-        <w:t>58</w:t>
-      </w:r>
-      <w:r>
-        <w:t>(1), 46–57. https://doi.org/10.1111/aje.12689</w:t>
+        <w:t>Water Resources Research</w:t>
+      </w:r>
+      <w:r>
+        <w:t>. https://doi.org/10.1029/2019WR024873</w:t>
       </w:r>
     </w:p>
     <w:p>
@@ -14539,14 +14601,15 @@
         <w:pStyle w:val="Bibliography"/>
       </w:pPr>
       <w:r>
-        <w:t xml:space="preserve">Xiong, J., Thenkabail, P., Tilton, J., Gumma, M., Teluguntla, P., Oliphant, A., Congalton, R., Yadav, K., &amp; Gorelick, N. (2017). Nominal 30-m Cropland Extent Map of Continental Africa by Integrating Pixel-Based and Object-Based Algorithms Using Sentinel-2 and Landsat-8 Data on Google Earth Engine. </w:t>
+        <w:lastRenderedPageBreak/>
+        <w:t xml:space="preserve">Zeller, K. A., Jennings, M. K., Vickers, T. W., Ernest, H. B., Cushman, S. A., &amp; Boyce, W. M. (2018). Are All Data Types and Connectivity Models Created Equal? Validating Common Connectivity Approaches with Dispersal Data. </w:t>
       </w:r>
       <w:r>
         <w:rPr>
           <w:i/>
           <w:iCs/>
         </w:rPr>
-        <w:t>Remote Sensing</w:t>
+        <w:t>Diversity and Distributions</w:t>
       </w:r>
       <w:r>
         <w:t xml:space="preserve">, </w:t>
@@ -14556,10 +14619,10 @@
           <w:i/>
           <w:iCs/>
         </w:rPr>
-        <w:t>9</w:t>
-      </w:r>
-      <w:r>
-        <w:t>(10), 1065. https://doi.org/https://doi.org/10.3390/rs9101065</w:t>
+        <w:t>24</w:t>
+      </w:r>
+      <w:r>
+        <w:t>(7), 868–879. https://doi.org/10.1111/ddi.12742</w:t>
       </w:r>
     </w:p>
     <w:p>
@@ -14567,17 +14630,27 @@
         <w:pStyle w:val="Bibliography"/>
       </w:pPr>
       <w:r>
-        <w:t xml:space="preserve">Yamazaki, D., Ikeshima, D., Sosa, J., Bates, P. D., Allen, G., &amp; Pavelsky, T. (2019). MERIT HYDRO: A High‐Resolution Global Hydrography Map Based on Latest Topography Datasets. </w:t>
+        <w:t xml:space="preserve">Zeller, K. A., Lewison, R., Fletcher, R., Tulbure, M., &amp; Jennings, M. (2020). Understanding the Importance of Dynamic Landscape Connectivity. </w:t>
       </w:r>
       <w:r>
         <w:rPr>
           <w:i/>
           <w:iCs/>
         </w:rPr>
-        <w:t>Water Resources Research</w:t>
-      </w:r>
-      <w:r>
-        <w:t>. https://doi.org/10.1029/2019WR024873</w:t>
+        <w:t>Land</w:t>
+      </w:r>
+      <w:r>
+        <w:t xml:space="preserve">, </w:t>
+      </w:r>
+      <w:r>
+        <w:rPr>
+          <w:i/>
+          <w:iCs/>
+        </w:rPr>
+        <w:t>9</w:t>
+      </w:r>
+      <w:r>
+        <w:t>(9), 303. https://doi.org/10.3390/land9090303</w:t>
       </w:r>
     </w:p>
     <w:p>
@@ -14585,15 +14658,14 @@
         <w:pStyle w:val="Bibliography"/>
       </w:pPr>
       <w:r>
-        <w:lastRenderedPageBreak/>
-        <w:t xml:space="preserve">Zeller, K. A., Jennings, M. K., Vickers, T. W., Ernest, H. B., Cushman, S. A., &amp; Boyce, W. M. (2018). Are All Data Types and Connectivity Models Created Equal? Validating Common Connectivity Approaches with Dispersal Data. </w:t>
+        <w:t xml:space="preserve">Zeller, K. A., McGarigal, K., &amp; Whiteley, A. R. (2012). Estimating Landscape Resistance to Movement: A Review. </w:t>
       </w:r>
       <w:r>
         <w:rPr>
           <w:i/>
           <w:iCs/>
         </w:rPr>
-        <w:t>Diversity and Distributions</w:t>
+        <w:t>Landscape Ecology</w:t>
       </w:r>
       <w:r>
         <w:t xml:space="preserve">, </w:t>
@@ -14603,10 +14675,10 @@
           <w:i/>
           <w:iCs/>
         </w:rPr>
-        <w:t>24</w:t>
-      </w:r>
-      <w:r>
-        <w:t>(7), 868–879. https://doi.org/10.1111/ddi.12742</w:t>
+        <w:t>27</w:t>
+      </w:r>
+      <w:r>
+        <w:t>(6), 777–797. https://doi.org/https://doi.org/10.1007%2Fs10980-012-9737-0</w:t>
       </w:r>
     </w:p>
     <w:p>
@@ -14614,7 +14686,7 @@
         <w:pStyle w:val="Bibliography"/>
       </w:pPr>
       <w:r>
-        <w:t xml:space="preserve">Zeller, K. A., Lewison, R., Fletcher, R., Tulbure, M., &amp; Jennings, M. (2020). Understanding the Importance of Dynamic Landscape Connectivity. </w:t>
+        <w:t xml:space="preserve">Zeller, K. A., Wattles, D. W., Bauder, J. M., &amp; DeStefano, S. (2020). Forecasting Seasonal Habitat Connectivity in a Developing Landscape. </w:t>
       </w:r>
       <w:r>
         <w:rPr>
@@ -14634,67 +14706,11 @@
         <w:t>9</w:t>
       </w:r>
       <w:r>
-        <w:t>(9), 303. https://doi.org/10.3390/land9090303</w:t>
+        <w:t>(7), 233. https://doi.org/10.3390/land9070233</w:t>
       </w:r>
     </w:p>
     <w:p>
       <w:pPr>
-        <w:pStyle w:val="Bibliography"/>
-      </w:pPr>
-      <w:r>
-        <w:t xml:space="preserve">Zeller, K. A., McGarigal, K., &amp; Whiteley, A. R. (2012). Estimating Landscape Resistance to Movement: A Review. </w:t>
-      </w:r>
-      <w:r>
-        <w:rPr>
-          <w:i/>
-          <w:iCs/>
-        </w:rPr>
-        <w:t>Landscape Ecology</w:t>
-      </w:r>
-      <w:r>
-        <w:t xml:space="preserve">, </w:t>
-      </w:r>
-      <w:r>
-        <w:rPr>
-          <w:i/>
-          <w:iCs/>
-        </w:rPr>
-        <w:t>27</w:t>
-      </w:r>
-      <w:r>
-        <w:t>(6), 777–797. https://doi.org/https://doi.org/10.1007%2Fs10980-012-9737-0</w:t>
-      </w:r>
-    </w:p>
-    <w:p>
-      <w:pPr>
-        <w:pStyle w:val="Bibliography"/>
-      </w:pPr>
-      <w:r>
-        <w:t xml:space="preserve">Zeller, K. A., Wattles, D. W., Bauder, J. M., &amp; DeStefano, S. (2020). Forecasting Seasonal Habitat Connectivity in a Developing Landscape. </w:t>
-      </w:r>
-      <w:r>
-        <w:rPr>
-          <w:i/>
-          <w:iCs/>
-        </w:rPr>
-        <w:t>Land</w:t>
-      </w:r>
-      <w:r>
-        <w:t xml:space="preserve">, </w:t>
-      </w:r>
-      <w:r>
-        <w:rPr>
-          <w:i/>
-          <w:iCs/>
-        </w:rPr>
-        <w:t>9</w:t>
-      </w:r>
-      <w:r>
-        <w:t>(7), 233. https://doi.org/10.3390/land9070233</w:t>
-      </w:r>
-    </w:p>
-    <w:p>
-      <w:pPr>
         <w:ind w:left="284" w:hanging="284"/>
       </w:pPr>
       <w:r>
@@ -14702,9 +14718,9 @@
       </w:r>
     </w:p>
     <w:sectPr>
-      <w:footerReference w:type="even" r:id="rId12"/>
-      <w:footerReference w:type="default" r:id="rId13"/>
-      <w:headerReference w:type="first" r:id="rId14"/>
+      <w:footerReference w:type="even" r:id="rId14"/>
+      <w:footerReference w:type="default" r:id="rId15"/>
+      <w:headerReference w:type="first" r:id="rId16"/>
       <w:pgSz w:w="11905" w:h="16840"/>
       <w:pgMar w:top="1446" w:right="990" w:bottom="993" w:left="993" w:header="567" w:footer="553" w:gutter="0"/>
       <w:lnNumType w:countBy="1" w:restart="continuous"/>
